--- a/docs/exports/19-GPIOKIT.docx
+++ b/docs/exports/19-GPIOKIT.docx
@@ -24,133 +24,133 @@
       </w:pPr>
       <w:r>
         <w:rPr>
+          <w:i/>
           <w:iCs/>
+        </w:rPr>
+        <w:t xml:space="preserve">The reference of</w:t>
+      </w:r>
+      <w:r>
+        <w:rPr>
           <w:i/>
-        </w:rPr>
-        <w:t xml:space="preserve">The reference of</w:t>
-      </w:r>
-      <w:r>
-        <w:rPr>
           <w:iCs/>
+        </w:rPr>
+        <w:t xml:space="preserve"> </w:t>
+      </w:r>
+      <w:r>
+        <w:rPr>
+          <w:b/>
+          <w:bCs/>
           <w:i/>
-        </w:rPr>
-        <w:t xml:space="preserve"> </w:t>
-      </w:r>
-      <w:r>
-        <w:rPr>
-          <w:bCs/>
-          <w:b/>
           <w:iCs/>
+        </w:rPr>
+        <w:t xml:space="preserve">GPIOKit</w:t>
+      </w:r>
+      <w:r>
+        <w:rPr>
           <w:i/>
-        </w:rPr>
-        <w:t xml:space="preserve">GPIOKit</w:t>
-      </w:r>
-      <w:r>
-        <w:rPr>
           <w:iCs/>
+        </w:rPr>
+        <w:t xml:space="preserve"> </w:t>
+      </w:r>
+      <w:r>
+        <w:rPr>
           <w:i/>
-        </w:rPr>
-        <w:t xml:space="preserve"> </w:t>
-      </w:r>
-      <w:r>
-        <w:rPr>
           <w:iCs/>
+        </w:rPr>
+        <w:t xml:space="preserve">(</w:t>
+      </w:r>
+      <w:r>
+        <w:rPr>
+          <w:rStyle w:val="VerbatimChar"/>
           <w:i/>
-        </w:rPr>
-        <w:t xml:space="preserve">(</w:t>
+          <w:iCs/>
+        </w:rPr>
+        <w:t xml:space="preserve">SD:/lib/gpiokit.so</w:t>
+      </w:r>
+      <w:r>
+        <w:rPr>
+          <w:i/>
+          <w:iCs/>
+        </w:rPr>
+        <w:t xml:space="preserve">,</w:t>
+      </w:r>
+      <w:r>
+        <w:rPr>
+          <w:i/>
+          <w:iCs/>
+        </w:rPr>
+        <w:t xml:space="preserve"> </w:t>
       </w:r>
       <w:r>
         <w:rPr>
           <w:rStyle w:val="VerbatimChar"/>
+          <w:i/>
           <w:iCs/>
+        </w:rPr>
+        <w:t xml:space="preserve">user/Kits/gpiokit</w:t>
+      </w:r>
+      <w:r>
+        <w:rPr>
           <w:i/>
-        </w:rPr>
-        <w:t xml:space="preserve">SD:/lib/gpiokit.so</w:t>
-      </w:r>
-      <w:r>
-        <w:rPr>
           <w:iCs/>
+        </w:rPr>
+        <w:t xml:space="preserve">): what it is for, how a program uses it, and every operation it exposes. The operations' part is made from the kit's headers by</w:t>
+      </w:r>
+      <w:r>
+        <w:rPr>
           <w:i/>
-        </w:rPr>
-        <w:t xml:space="preserve">,</w:t>
-      </w:r>
-      <w:r>
-        <w:rPr>
           <w:iCs/>
+        </w:rPr>
+        <w:t xml:space="preserve"> </w:t>
+      </w:r>
+      <w:r>
+        <w:rPr>
+          <w:rStyle w:val="VerbatimChar"/>
           <w:i/>
-        </w:rPr>
-        <w:t xml:space="preserve"> </w:t>
-      </w:r>
-      <w:r>
-        <w:rPr>
-          <w:rStyle w:val="VerbatimChar"/>
           <w:iCs/>
+        </w:rPr>
+        <w:t xml:space="preserve">tools/docgen/kitdocs.py</w:t>
+      </w:r>
+      <w:r>
+        <w:rPr>
           <w:i/>
-        </w:rPr>
-        <w:t xml:space="preserve">user/Kits/gpiokit</w:t>
-      </w:r>
-      <w:r>
-        <w:rPr>
           <w:iCs/>
+        </w:rPr>
+        <w:t xml:space="preserve"> </w:t>
+      </w:r>
+      <w:r>
+        <w:rPr>
           <w:i/>
-        </w:rPr>
-        <w:t xml:space="preserve">): what it is for, how a program uses it, and every operation it exposes. The operations' part is made from the kit's headers by</w:t>
-      </w:r>
-      <w:r>
-        <w:rPr>
           <w:iCs/>
+        </w:rPr>
+        <w:t xml:space="preserve">— the headers are the source. Overview of all the kits:</w:t>
+      </w:r>
+      <w:r>
+        <w:rPr>
           <w:i/>
-        </w:rPr>
-        <w:t xml:space="preserve"> </w:t>
-      </w:r>
-      <w:r>
-        <w:rPr>
-          <w:rStyle w:val="VerbatimChar"/>
           <w:iCs/>
-          <w:i/>
-        </w:rPr>
-        <w:t xml:space="preserve">tools/docgen/kitdocs.py</w:t>
-      </w:r>
-      <w:r>
-        <w:rPr>
-          <w:iCs/>
-          <w:i/>
-        </w:rPr>
-        <w:t xml:space="preserve"> </w:t>
-      </w:r>
-      <w:r>
-        <w:rPr>
-          <w:iCs/>
-          <w:i/>
-        </w:rPr>
-        <w:t xml:space="preserve">— the headers are the source. Overview of all the kits:</w:t>
-      </w:r>
-      <w:r>
-        <w:rPr>
-          <w:iCs/>
-          <w:i/>
-        </w:rPr>
-        <w:t xml:space="preserve"> </w:t>
-      </w:r>
-      <w:hyperlink r:id="rId20">
+        </w:rPr>
+        <w:t xml:space="preserve"> </w:t>
+      </w:r>
+      <w:hyperlink r:id="rId18">
         <w:r>
           <w:rPr>
             <w:rStyle w:val="Hyperlink"/>
+            <w:i/>
             <w:iCs/>
-            <w:i/>
           </w:rPr>
           <w:t xml:space="preserve">The Kits</w:t>
         </w:r>
       </w:hyperlink>
       <w:r>
         <w:rPr>
+          <w:i/>
           <w:iCs/>
-          <w:i/>
         </w:rPr>
         <w:t xml:space="preserve">.</w:t>
       </w:r>
     </w:p>
-    <w:bookmarkStart w:id="21" w:name="contents"/>
+    <w:bookmarkStart w:id="19" w:name="contents"/>
     <w:p>
       <w:pPr>
         <w:pStyle w:val="Heading2"/>
@@ -161,11 +161,11 @@
     </w:p>
     <w:p>
       <w:pPr>
+        <w:pStyle w:val="Compact"/>
         <w:numPr>
           <w:ilvl w:val="0"/>
           <w:numId w:val="1001"/>
         </w:numPr>
-        <w:pStyle w:val="Compact"/>
       </w:pPr>
       <w:hyperlink w:anchor="what-it-is">
         <w:r>
@@ -178,11 +178,11 @@
     </w:p>
     <w:p>
       <w:pPr>
+        <w:pStyle w:val="Compact"/>
         <w:numPr>
           <w:ilvl w:val="0"/>
           <w:numId w:val="1001"/>
         </w:numPr>
-        <w:pStyle w:val="Compact"/>
       </w:pPr>
       <w:hyperlink w:anchor="using-it">
         <w:r>
@@ -195,11 +195,11 @@
     </w:p>
     <w:p>
       <w:pPr>
+        <w:pStyle w:val="Compact"/>
         <w:numPr>
           <w:ilvl w:val="0"/>
           <w:numId w:val="1001"/>
         </w:numPr>
-        <w:pStyle w:val="Compact"/>
       </w:pPr>
       <w:hyperlink w:anchor="index">
         <w:r>
@@ -212,11 +212,11 @@
     </w:p>
     <w:p>
       <w:pPr>
+        <w:pStyle w:val="Compact"/>
         <w:numPr>
           <w:ilvl w:val="0"/>
           <w:numId w:val="1001"/>
         </w:numPr>
-        <w:pStyle w:val="Compact"/>
       </w:pPr>
       <w:hyperlink w:anchor="gpiokitgpiokith">
         <w:r>
@@ -234,8 +234,8 @@
         </w:pict>
       </w:r>
     </w:p>
-    <w:bookmarkEnd w:id="21"/>
-    <w:bookmarkStart w:id="22" w:name="what-it-is"/>
+    <w:bookmarkEnd w:id="19"/>
+    <w:bookmarkStart w:id="20" w:name="what-it-is"/>
     <w:p>
       <w:pPr>
         <w:pStyle w:val="Heading2"/>
@@ -257,7 +257,6 @@
         <w:tblStyle w:val="Table"/>
         <w:tblW w:type="auto" w:w="0"/>
         <w:tblLook w:firstRow="1" w:lastRow="0" w:firstColumn="0" w:lastColumn="0" w:noHBand="0" w:noVBand="0" w:val="0020"/>
-        <w:jc w:val="start"/>
       </w:tblPr>
       <w:tblGrid>
         <w:gridCol w:w="3960"/>
@@ -265,7 +264,7 @@
       </w:tblGrid>
       <w:tr>
         <w:trPr>
-          <w:tblHeader w:val="true"/>
+          <w:tblHeader w:val="on"/>
         </w:trPr>
         <w:tc>
           <w:tcPr/>
@@ -290,7 +289,6 @@
           <w:p>
             <w:pPr>
               <w:pStyle w:val="Compact"/>
-              <w:jc w:val="left"/>
             </w:pPr>
             <w:r>
               <w:t xml:space="preserve">Include</w:t>
@@ -302,7 +300,6 @@
           <w:p>
             <w:pPr>
               <w:pStyle w:val="Compact"/>
-              <w:jc w:val="left"/>
             </w:pPr>
             <w:r>
               <w:rPr>
@@ -319,7 +316,6 @@
           <w:p>
             <w:pPr>
               <w:pStyle w:val="Compact"/>
-              <w:jc w:val="left"/>
             </w:pPr>
             <w:r>
               <w:t xml:space="preserve">Link</w:t>
@@ -331,7 +327,6 @@
           <w:p>
             <w:pPr>
               <w:pStyle w:val="Compact"/>
-              <w:jc w:val="left"/>
             </w:pPr>
             <w:r>
               <w:rPr>
@@ -369,7 +364,6 @@
           <w:p>
             <w:pPr>
               <w:pStyle w:val="Compact"/>
-              <w:jc w:val="left"/>
             </w:pPr>
             <w:r>
               <w:t xml:space="preserve">Library</w:t>
@@ -381,7 +375,6 @@
           <w:p>
             <w:pPr>
               <w:pStyle w:val="Compact"/>
-              <w:jc w:val="left"/>
             </w:pPr>
             <w:r>
               <w:rPr>
@@ -413,7 +406,6 @@
           <w:p>
             <w:pPr>
               <w:pStyle w:val="Compact"/>
-              <w:jc w:val="left"/>
             </w:pPr>
             <w:r>
               <w:t xml:space="preserve">Sources</w:t>
@@ -425,7 +417,6 @@
           <w:p>
             <w:pPr>
               <w:pStyle w:val="Compact"/>
-              <w:jc w:val="left"/>
             </w:pPr>
             <w:r>
               <w:rPr>
@@ -437,8 +428,8 @@
         </w:tc>
       </w:tr>
     </w:tbl>
-    <w:bookmarkEnd w:id="22"/>
-    <w:bookmarkStart w:id="23" w:name="using-it"/>
+    <w:bookmarkEnd w:id="20"/>
+    <w:bookmarkStart w:id="21" w:name="using-it"/>
     <w:p>
       <w:pPr>
         <w:pStyle w:val="Heading2"/>
@@ -465,50 +456,50 @@
       </w:r>
       <w:r>
         <w:rPr>
+          <w:b/>
           <w:bCs/>
+        </w:rPr>
+        <w:t xml:space="preserve">BCM GPIO numbers</w:t>
+      </w:r>
+      <w:r>
+        <w:t xml:space="preserve"> </w:t>
+      </w:r>
+      <w:r>
+        <w:t xml:space="preserve">(GPIO 17 is the header's pin 11:</w:t>
+      </w:r>
+      <w:r>
+        <w:t xml:space="preserve"> </w:t>
+      </w:r>
+      <w:r>
+        <w:rPr>
+          <w:rStyle w:val="VerbatimChar"/>
+        </w:rPr>
+        <w:t xml:space="preserve">gk_header_pin</w:t>
+      </w:r>
+      <w:r>
+        <w:t xml:space="preserve">).</w:t>
+      </w:r>
+      <w:r>
+        <w:t xml:space="preserve"> </w:t>
+      </w:r>
+      <w:r>
+        <w:rPr>
           <w:b/>
-        </w:rPr>
-        <w:t xml:space="preserve">BCM GPIO numbers</w:t>
-      </w:r>
-      <w:r>
-        <w:t xml:space="preserve"> </w:t>
-      </w:r>
-      <w:r>
-        <w:t xml:space="preserve">(GPIO 17 is the header's pin 11:</w:t>
-      </w:r>
-      <w:r>
-        <w:t xml:space="preserve"> </w:t>
-      </w:r>
-      <w:r>
-        <w:rPr>
-          <w:rStyle w:val="VerbatimChar"/>
-        </w:rPr>
-        <w:t xml:space="preserve">gk_header_pin</w:t>
-      </w:r>
-      <w:r>
-        <w:t xml:space="preserve">).</w:t>
-      </w:r>
-      <w:r>
-        <w:t xml:space="preserve"> </w:t>
-      </w:r>
-      <w:r>
-        <w:rPr>
           <w:bCs/>
+        </w:rPr>
+        <w:t xml:space="preserve">The levels are</w:t>
+      </w:r>
+      <w:r>
+        <w:rPr>
           <w:b/>
-        </w:rPr>
-        <w:t xml:space="preserve">The levels are</w:t>
-      </w:r>
-      <w:r>
-        <w:rPr>
           <w:bCs/>
+        </w:rPr>
+        <w:t xml:space="preserve"> </w:t>
+      </w:r>
+      <w:r>
+        <w:rPr>
           <w:b/>
-        </w:rPr>
-        <w:t xml:space="preserve"> </w:t>
-      </w:r>
-      <w:r>
-        <w:rPr>
           <w:bCs/>
-          <w:b/>
         </w:rPr>
         <w:t xml:space="preserve">3.3 V</w:t>
       </w:r>
@@ -635,8 +626,8 @@
       </w:pPr>
       <w:r>
         <w:rPr>
+          <w:b/>
           <w:bCs/>
-          <w:b/>
         </w:rPr>
         <w:t xml:space="preserve">An LED, a button</w:t>
       </w:r>
@@ -1126,8 +1117,8 @@
       </w:pPr>
       <w:r>
         <w:rPr>
+          <w:b/>
           <w:bCs/>
-          <w:b/>
         </w:rPr>
         <w:t xml:space="preserve">PWM and a servo</w:t>
       </w:r>
@@ -1278,8 +1269,8 @@
       </w:pPr>
       <w:r>
         <w:rPr>
+          <w:b/>
           <w:bCs/>
-          <w:b/>
         </w:rPr>
         <w:t xml:space="preserve">I2C</w:t>
       </w:r>
@@ -1655,8 +1646,8 @@
       </w:pPr>
       <w:r>
         <w:rPr>
+          <w:b/>
           <w:bCs/>
-          <w:b/>
         </w:rPr>
         <w:t xml:space="preserve">SPI 0</w:t>
       </w:r>
@@ -1697,8 +1688,8 @@
       </w:pPr>
       <w:r>
         <w:rPr>
+          <w:b/>
           <w:bCs/>
-          <w:b/>
         </w:rPr>
         <w:t xml:space="preserve">C++</w:t>
       </w:r>
@@ -1996,24 +1987,24 @@
       </w:pPr>
       <w:r>
         <w:rPr>
+          <w:b/>
           <w:bCs/>
+        </w:rPr>
+        <w:t xml:space="preserve">No hardware?</w:t>
+      </w:r>
+      <w:r>
+        <w:t xml:space="preserve"> </w:t>
+      </w:r>
+      <w:r>
+        <w:t xml:space="preserve">GPIOKit has a</w:t>
+      </w:r>
+      <w:r>
+        <w:t xml:space="preserve"> </w:t>
+      </w:r>
+      <w:r>
+        <w:rPr>
           <w:b/>
-        </w:rPr>
-        <w:t xml:space="preserve">No hardware?</w:t>
-      </w:r>
-      <w:r>
-        <w:t xml:space="preserve"> </w:t>
-      </w:r>
-      <w:r>
-        <w:t xml:space="preserve">GPIOKit has a</w:t>
-      </w:r>
-      <w:r>
-        <w:t xml:space="preserve"> </w:t>
-      </w:r>
-      <w:r>
-        <w:rPr>
           <w:bCs/>
-          <w:b/>
         </w:rPr>
         <w:t xml:space="preserve">simulator</w:t>
       </w:r>
@@ -2088,8 +2079,8 @@
       </w:r>
       <w:r>
         <w:rPr>
+          <w:i/>
           <w:iCs/>
-          <w:i/>
         </w:rPr>
         <w:t xml:space="preserve">GPIO</w:t>
       </w:r>
@@ -2097,8 +2088,8 @@
         <w:t xml:space="preserve">).</w:t>
       </w:r>
     </w:p>
-    <w:bookmarkEnd w:id="23"/>
-    <w:bookmarkStart w:id="24" w:name="index"/>
+    <w:bookmarkEnd w:id="21"/>
+    <w:bookmarkStart w:id="22" w:name="index"/>
     <w:p>
       <w:pPr>
         <w:pStyle w:val="Heading2"/>
@@ -2120,7 +2111,6 @@
         <w:tblStyle w:val="Table"/>
         <w:tblW w:type="auto" w:w="0"/>
         <w:tblLook w:firstRow="1" w:lastRow="0" w:firstColumn="0" w:lastColumn="0" w:noHBand="0" w:noVBand="0" w:val="0020"/>
-        <w:jc w:val="start"/>
       </w:tblPr>
       <w:tblGrid>
         <w:gridCol w:w="2640"/>
@@ -2129,14 +2119,13 @@
       </w:tblGrid>
       <w:tr>
         <w:trPr>
-          <w:tblHeader w:val="true"/>
+          <w:tblHeader w:val="on"/>
         </w:trPr>
         <w:tc>
           <w:tcPr/>
           <w:p>
             <w:pPr>
               <w:pStyle w:val="Compact"/>
-              <w:jc w:val="left"/>
             </w:pPr>
             <w:r>
               <w:t xml:space="preserve">Name</w:t>
@@ -2148,7 +2137,6 @@
           <w:p>
             <w:pPr>
               <w:pStyle w:val="Compact"/>
-              <w:jc w:val="left"/>
             </w:pPr>
             <w:r>
               <w:t xml:space="preserve">What it does</w:t>
@@ -2160,7 +2148,6 @@
           <w:p>
             <w:pPr>
               <w:pStyle w:val="Compact"/>
-              <w:jc w:val="left"/>
             </w:pPr>
             <w:r>
               <w:t xml:space="preserve">Header</w:t>
@@ -2174,7 +2161,6 @@
           <w:p>
             <w:pPr>
               <w:pStyle w:val="Compact"/>
-              <w:jc w:val="left"/>
             </w:pPr>
             <w:r>
               <w:rPr>
@@ -2189,7 +2175,6 @@
           <w:p>
             <w:pPr>
               <w:pStyle w:val="Compact"/>
-              <w:jc w:val="left"/>
             </w:pPr>
             <w:r>
               <w:t xml:space="preserve">A pin as the system sees it (gk_info)</w:t>
@@ -2201,7 +2186,6 @@
           <w:p>
             <w:pPr>
               <w:pStyle w:val="Compact"/>
-              <w:jc w:val="left"/>
             </w:pPr>
             <w:r>
               <w:rPr>
@@ -2218,7 +2202,6 @@
           <w:p>
             <w:pPr>
               <w:pStyle w:val="Compact"/>
-              <w:jc w:val="left"/>
             </w:pPr>
             <w:r>
               <w:rPr>
@@ -2233,7 +2216,6 @@
           <w:p>
             <w:pPr>
               <w:pStyle w:val="Compact"/>
-              <w:jc w:val="left"/>
             </w:pPr>
             <w:r>
               <w:t xml:space="preserve">An edge (gk_events)</w:t>
@@ -2245,7 +2227,6 @@
           <w:p>
             <w:pPr>
               <w:pStyle w:val="Compact"/>
-              <w:jc w:val="left"/>
             </w:pPr>
             <w:r>
               <w:rPr>
@@ -2262,7 +2243,6 @@
           <w:p>
             <w:pPr>
               <w:pStyle w:val="Compact"/>
-              <w:jc w:val="left"/>
             </w:pPr>
             <w:r>
               <w:rPr>
@@ -2277,7 +2257,6 @@
           <w:p>
             <w:pPr>
               <w:pStyle w:val="Compact"/>
-              <w:jc w:val="left"/>
             </w:pPr>
             <w:r>
               <w:t xml:space="preserve">What drives the pins</w:t>
@@ -2289,7 +2268,6 @@
           <w:p>
             <w:pPr>
               <w:pStyle w:val="Compact"/>
-              <w:jc w:val="left"/>
             </w:pPr>
             <w:r>
               <w:rPr>
@@ -2306,7 +2284,6 @@
           <w:p>
             <w:pPr>
               <w:pStyle w:val="Compact"/>
-              <w:jc w:val="left"/>
             </w:pPr>
             <w:r>
               <w:rPr>
@@ -2321,7 +2298,6 @@
           <w:p>
             <w:pPr>
               <w:pStyle w:val="Compact"/>
-              <w:jc w:val="left"/>
             </w:pPr>
             <w:r>
               <w:t xml:space="preserve">The simulator on (1</w:t>
@@ -2333,7 +2309,6 @@
           <w:p>
             <w:pPr>
               <w:pStyle w:val="Compact"/>
-              <w:jc w:val="left"/>
             </w:pPr>
             <w:r>
               <w:rPr>
@@ -2350,7 +2325,6 @@
           <w:p>
             <w:pPr>
               <w:pStyle w:val="Compact"/>
-              <w:jc w:val="left"/>
             </w:pPr>
             <w:r>
               <w:rPr>
@@ -2365,7 +2339,6 @@
           <w:p>
             <w:pPr>
               <w:pStyle w:val="Compact"/>
-              <w:jc w:val="left"/>
             </w:pPr>
             <w:r>
               <w:t xml:space="preserve">A negative code's text ("the system uses this pin").</w:t>
@@ -2377,7 +2350,6 @@
           <w:p>
             <w:pPr>
               <w:pStyle w:val="Compact"/>
-              <w:jc w:val="left"/>
             </w:pPr>
             <w:r>
               <w:rPr>
@@ -2394,7 +2366,6 @@
           <w:p>
             <w:pPr>
               <w:pStyle w:val="Compact"/>
-              <w:jc w:val="left"/>
             </w:pPr>
             <w:r>
               <w:rPr>
@@ -2409,7 +2380,6 @@
           <w:p>
             <w:pPr>
               <w:pStyle w:val="Compact"/>
-              <w:jc w:val="left"/>
             </w:pPr>
             <w:r>
               <w:t xml:space="preserve">Every pin, bus and edge of the program's given back (its end does it too) -&gt; 0.</w:t>
@@ -2421,7 +2391,6 @@
           <w:p>
             <w:pPr>
               <w:pStyle w:val="Compact"/>
-              <w:jc w:val="left"/>
             </w:pPr>
             <w:r>
               <w:rPr>
@@ -2438,7 +2407,6 @@
           <w:p>
             <w:pPr>
               <w:pStyle w:val="Compact"/>
-              <w:jc w:val="left"/>
             </w:pPr>
             <w:r>
               <w:rPr>
@@ -2453,7 +2421,6 @@
           <w:p>
             <w:pPr>
               <w:pStyle w:val="Compact"/>
-              <w:jc w:val="left"/>
             </w:pPr>
             <w:r>
               <w:t xml:space="preserve">The clock of the edges' times, now (microseconds</w:t>
@@ -2465,7 +2432,6 @@
           <w:p>
             <w:pPr>
               <w:pStyle w:val="Compact"/>
-              <w:jc w:val="left"/>
             </w:pPr>
             <w:r>
               <w:rPr>
@@ -2482,7 +2448,6 @@
           <w:p>
             <w:pPr>
               <w:pStyle w:val="Compact"/>
-              <w:jc w:val="left"/>
             </w:pPr>
             <w:r>
               <w:rPr>
@@ -2497,7 +2462,6 @@
           <w:p>
             <w:pPr>
               <w:pStyle w:val="Compact"/>
-              <w:jc w:val="left"/>
             </w:pPr>
             <w:r>
               <w:t xml:space="preserve">The pin set to a mode (GK_FREE ...</w:t>
@@ -2509,7 +2473,6 @@
           <w:p>
             <w:pPr>
               <w:pStyle w:val="Compact"/>
-              <w:jc w:val="left"/>
             </w:pPr>
             <w:r>
               <w:rPr>
@@ -2526,7 +2489,6 @@
           <w:p>
             <w:pPr>
               <w:pStyle w:val="Compact"/>
-              <w:jc w:val="left"/>
             </w:pPr>
             <w:r>
               <w:rPr>
@@ -2541,7 +2503,6 @@
           <w:p>
             <w:pPr>
               <w:pStyle w:val="Compact"/>
-              <w:jc w:val="left"/>
             </w:pPr>
             <w:r>
               <w:t xml:space="preserve">An output of the program's set high (1) or low (0) -&gt; 0 / GK_E*.</w:t>
@@ -2553,7 +2514,6 @@
           <w:p>
             <w:pPr>
               <w:pStyle w:val="Compact"/>
-              <w:jc w:val="left"/>
             </w:pPr>
             <w:r>
               <w:rPr>
@@ -2570,7 +2530,6 @@
           <w:p>
             <w:pPr>
               <w:pStyle w:val="Compact"/>
-              <w:jc w:val="left"/>
             </w:pPr>
             <w:r>
               <w:rPr>
@@ -2585,7 +2544,6 @@
           <w:p>
             <w:pPr>
               <w:pStyle w:val="Compact"/>
-              <w:jc w:val="left"/>
             </w:pPr>
             <w:r>
               <w:t xml:space="preserve">An output turned over -&gt; its new level / GK_E*.</w:t>
@@ -2597,7 +2555,6 @@
           <w:p>
             <w:pPr>
               <w:pStyle w:val="Compact"/>
-              <w:jc w:val="left"/>
             </w:pPr>
             <w:r>
               <w:rPr>
@@ -2614,7 +2571,6 @@
           <w:p>
             <w:pPr>
               <w:pStyle w:val="Compact"/>
-              <w:jc w:val="left"/>
             </w:pPr>
             <w:r>
               <w:rPr>
@@ -2629,7 +2585,6 @@
           <w:p>
             <w:pPr>
               <w:pStyle w:val="Compact"/>
-              <w:jc w:val="left"/>
             </w:pPr>
             <w:r>
               <w:t xml:space="preserve">A pin's level now -&gt; 0 / 1 / GK_EINVAL (any pin of the header may be read, whoever has it).</w:t>
@@ -2641,7 +2596,6 @@
           <w:p>
             <w:pPr>
               <w:pStyle w:val="Compact"/>
-              <w:jc w:val="left"/>
             </w:pPr>
             <w:r>
               <w:rPr>
@@ -2658,7 +2612,6 @@
           <w:p>
             <w:pPr>
               <w:pStyle w:val="Compact"/>
-              <w:jc w:val="left"/>
             </w:pPr>
             <w:r>
               <w:rPr>
@@ -2673,7 +2626,6 @@
           <w:p>
             <w:pPr>
               <w:pStyle w:val="Compact"/>
-              <w:jc w:val="left"/>
             </w:pPr>
             <w:r>
               <w:t xml:space="preserve">Every level at once</w:t>
@@ -2685,7 +2637,6 @@
           <w:p>
             <w:pPr>
               <w:pStyle w:val="Compact"/>
-              <w:jc w:val="left"/>
             </w:pPr>
             <w:r>
               <w:rPr>
@@ -2702,7 +2653,6 @@
           <w:p>
             <w:pPr>
               <w:pStyle w:val="Compact"/>
-              <w:jc w:val="left"/>
             </w:pPr>
             <w:r>
               <w:rPr>
@@ -2717,7 +2667,6 @@
           <w:p>
             <w:pPr>
               <w:pStyle w:val="Compact"/>
-              <w:jc w:val="left"/>
             </w:pPr>
             <w:r>
               <w:t xml:space="preserve">The pins as the system sees them, GPIO 0 first, up to max (GK_PINS</w:t>
@@ -2729,7 +2678,6 @@
           <w:p>
             <w:pPr>
               <w:pStyle w:val="Compact"/>
-              <w:jc w:val="left"/>
             </w:pPr>
             <w:r>
               <w:rPr>
@@ -2746,7 +2694,6 @@
           <w:p>
             <w:pPr>
               <w:pStyle w:val="Compact"/>
-              <w:jc w:val="left"/>
             </w:pPr>
             <w:r>
               <w:rPr>
@@ -2761,7 +2708,6 @@
           <w:p>
             <w:pPr>
               <w:pStyle w:val="Compact"/>
-              <w:jc w:val="left"/>
             </w:pPr>
             <w:r>
               <w:t xml:space="preserve">A mode's name ("input", "pull-up", "output", "PWM", "I2C", "ALT3"...).</w:t>
@@ -2773,7 +2719,6 @@
           <w:p>
             <w:pPr>
               <w:pStyle w:val="Compact"/>
-              <w:jc w:val="left"/>
             </w:pPr>
             <w:r>
               <w:rPr>
@@ -2790,7 +2735,6 @@
           <w:p>
             <w:pPr>
               <w:pStyle w:val="Compact"/>
-              <w:jc w:val="left"/>
             </w:pPr>
             <w:r>
               <w:rPr>
@@ -2805,7 +2749,6 @@
           <w:p>
             <w:pPr>
               <w:pStyle w:val="Compact"/>
-              <w:jc w:val="left"/>
             </w:pPr>
             <w:r>
               <w:t xml:space="preserve">GPIO 12 / 13 / 18 / 19 made a square wave of freq_hz (1 ..</w:t>
@@ -2817,7 +2760,6 @@
           <w:p>
             <w:pPr>
               <w:pStyle w:val="Compact"/>
-              <w:jc w:val="left"/>
             </w:pPr>
             <w:r>
               <w:rPr>
@@ -2834,7 +2776,6 @@
           <w:p>
             <w:pPr>
               <w:pStyle w:val="Compact"/>
-              <w:jc w:val="left"/>
             </w:pPr>
             <w:r>
               <w:rPr>
@@ -2849,7 +2790,6 @@
           <w:p>
             <w:pPr>
               <w:pStyle w:val="Compact"/>
-              <w:jc w:val="left"/>
             </w:pPr>
             <w:r>
               <w:t xml:space="preserve">A hobby servo on a PWM pin</w:t>
@@ -2861,7 +2801,6 @@
           <w:p>
             <w:pPr>
               <w:pStyle w:val="Compact"/>
-              <w:jc w:val="left"/>
             </w:pPr>
             <w:r>
               <w:rPr>
@@ -2878,7 +2817,6 @@
           <w:p>
             <w:pPr>
               <w:pStyle w:val="Compact"/>
-              <w:jc w:val="left"/>
             </w:pPr>
             <w:r>
               <w:rPr>
@@ -2893,7 +2831,6 @@
           <w:p>
             <w:pPr>
               <w:pStyle w:val="Compact"/>
-              <w:jc w:val="left"/>
             </w:pPr>
             <w:r>
               <w:t xml:space="preserve">An input of the program's</w:t>
@@ -2905,7 +2842,6 @@
           <w:p>
             <w:pPr>
               <w:pStyle w:val="Compact"/>
-              <w:jc w:val="left"/>
             </w:pPr>
             <w:r>
               <w:rPr>
@@ -2922,7 +2858,6 @@
           <w:p>
             <w:pPr>
               <w:pStyle w:val="Compact"/>
-              <w:jc w:val="left"/>
             </w:pPr>
             <w:r>
               <w:rPr>
@@ -2937,7 +2872,6 @@
           <w:p>
             <w:pPr>
               <w:pStyle w:val="Compact"/>
-              <w:jc w:val="left"/>
             </w:pPr>
             <w:r>
               <w:t xml:space="preserve">The edges that came, up to max, waiting up to wait_ms (0 ..</w:t>
@@ -2949,7 +2883,6 @@
           <w:p>
             <w:pPr>
               <w:pStyle w:val="Compact"/>
-              <w:jc w:val="left"/>
             </w:pPr>
             <w:r>
               <w:rPr>
@@ -2966,7 +2899,6 @@
           <w:p>
             <w:pPr>
               <w:pStyle w:val="Compact"/>
-              <w:jc w:val="left"/>
             </w:pPr>
             <w:r>
               <w:rPr>
@@ -2981,7 +2913,6 @@
           <w:p>
             <w:pPr>
               <w:pStyle w:val="Compact"/>
-              <w:jc w:val="left"/>
             </w:pPr>
             <w:r>
               <w:t xml:space="preserve">The I2C bus 1 (GPIO 2 SDA, GPIO 3 SCL</w:t>
@@ -2993,7 +2924,6 @@
           <w:p>
             <w:pPr>
               <w:pStyle w:val="Compact"/>
-              <w:jc w:val="left"/>
             </w:pPr>
             <w:r>
               <w:rPr>
@@ -3010,7 +2940,6 @@
           <w:p>
             <w:pPr>
               <w:pStyle w:val="Compact"/>
-              <w:jc w:val="left"/>
             </w:pPr>
             <w:r>
               <w:rPr>
@@ -3025,7 +2954,6 @@
           <w:p>
             <w:pPr>
               <w:pStyle w:val="Compact"/>
-              <w:jc w:val="left"/>
             </w:pPr>
             <w:r>
               <w:t xml:space="preserve">The bus given back -&gt; 0.</w:t>
@@ -3037,7 +2965,6 @@
           <w:p>
             <w:pPr>
               <w:pStyle w:val="Compact"/>
-              <w:jc w:val="left"/>
             </w:pPr>
             <w:r>
               <w:rPr>
@@ -3054,7 +2981,6 @@
           <w:p>
             <w:pPr>
               <w:pStyle w:val="Compact"/>
-              <w:jc w:val="left"/>
             </w:pPr>
             <w:r>
               <w:rPr>
@@ -3069,7 +2995,6 @@
           <w:p>
             <w:pPr>
               <w:pStyle w:val="Compact"/>
-              <w:jc w:val="left"/>
             </w:pPr>
             <w:r>
               <w:t xml:space="preserve">n bytes written to the device at addr (7 bits</w:t>
@@ -3081,7 +3006,6 @@
           <w:p>
             <w:pPr>
               <w:pStyle w:val="Compact"/>
-              <w:jc w:val="left"/>
             </w:pPr>
             <w:r>
               <w:rPr>
@@ -3098,7 +3022,6 @@
           <w:p>
             <w:pPr>
               <w:pStyle w:val="Compact"/>
-              <w:jc w:val="left"/>
             </w:pPr>
             <w:r>
               <w:rPr>
@@ -3113,7 +3036,6 @@
           <w:p>
             <w:pPr>
               <w:pStyle w:val="Compact"/>
-              <w:jc w:val="left"/>
             </w:pPr>
             <w:r>
               <w:t xml:space="preserve">n bytes read from the device -&gt; n / GK_EIO.</w:t>
@@ -3125,7 +3047,6 @@
           <w:p>
             <w:pPr>
               <w:pStyle w:val="Compact"/>
-              <w:jc w:val="left"/>
             </w:pPr>
             <w:r>
               <w:rPr>
@@ -3142,7 +3063,6 @@
           <w:p>
             <w:pPr>
               <w:pStyle w:val="Compact"/>
-              <w:jc w:val="left"/>
             </w:pPr>
             <w:r>
               <w:rPr>
@@ -3157,7 +3077,6 @@
           <w:p>
             <w:pPr>
               <w:pStyle w:val="Compact"/>
-              <w:jc w:val="left"/>
             </w:pPr>
             <w:r>
               <w:t xml:space="preserve">wn bytes written, then rn read (a repeated start between</w:t>
@@ -3169,7 +3088,6 @@
           <w:p>
             <w:pPr>
               <w:pStyle w:val="Compact"/>
-              <w:jc w:val="left"/>
             </w:pPr>
             <w:r>
               <w:rPr>
@@ -3186,7 +3104,6 @@
           <w:p>
             <w:pPr>
               <w:pStyle w:val="Compact"/>
-              <w:jc w:val="left"/>
             </w:pPr>
             <w:r>
               <w:rPr>
@@ -3201,7 +3118,6 @@
           <w:p>
             <w:pPr>
               <w:pStyle w:val="Compact"/>
-              <w:jc w:val="left"/>
             </w:pPr>
             <w:r>
               <w:t xml:space="preserve">A register of 8 bits read -&gt; its value (0..255) / GK_E*.</w:t>
@@ -3213,7 +3129,6 @@
           <w:p>
             <w:pPr>
               <w:pStyle w:val="Compact"/>
-              <w:jc w:val="left"/>
             </w:pPr>
             <w:r>
               <w:rPr>
@@ -3230,7 +3145,6 @@
           <w:p>
             <w:pPr>
               <w:pStyle w:val="Compact"/>
-              <w:jc w:val="left"/>
             </w:pPr>
             <w:r>
               <w:rPr>
@@ -3245,7 +3159,6 @@
           <w:p>
             <w:pPr>
               <w:pStyle w:val="Compact"/>
-              <w:jc w:val="left"/>
             </w:pPr>
             <w:r>
               <w:t xml:space="preserve">A register of 8 bits written -&gt; 0 / GK_E*.</w:t>
@@ -3257,7 +3170,6 @@
           <w:p>
             <w:pPr>
               <w:pStyle w:val="Compact"/>
-              <w:jc w:val="left"/>
             </w:pPr>
             <w:r>
               <w:rPr>
@@ -3274,7 +3186,6 @@
           <w:p>
             <w:pPr>
               <w:pStyle w:val="Compact"/>
-              <w:jc w:val="left"/>
             </w:pPr>
             <w:r>
               <w:rPr>
@@ -3289,7 +3200,6 @@
           <w:p>
             <w:pPr>
               <w:pStyle w:val="Compact"/>
-              <w:jc w:val="left"/>
             </w:pPr>
             <w:r>
               <w:t xml:space="preserve">Every address 0x08..0x77 tried</w:t>
@@ -3301,7 +3211,6 @@
           <w:p>
             <w:pPr>
               <w:pStyle w:val="Compact"/>
-              <w:jc w:val="left"/>
             </w:pPr>
             <w:r>
               <w:rPr>
@@ -3318,7 +3227,6 @@
           <w:p>
             <w:pPr>
               <w:pStyle w:val="Compact"/>
-              <w:jc w:val="left"/>
             </w:pPr>
             <w:r>
               <w:rPr>
@@ -3333,7 +3241,6 @@
           <w:p>
             <w:pPr>
               <w:pStyle w:val="Compact"/>
-              <w:jc w:val="left"/>
             </w:pPr>
             <w:r>
               <w:t xml:space="preserve">What usually answers at an I2C address ("SSD1306 display", "BME280 / BMP280 sensor"...), or "".</w:t>
@@ -3345,7 +3252,6 @@
           <w:p>
             <w:pPr>
               <w:pStyle w:val="Compact"/>
-              <w:jc w:val="left"/>
             </w:pPr>
             <w:r>
               <w:rPr>
@@ -3362,7 +3268,6 @@
           <w:p>
             <w:pPr>
               <w:pStyle w:val="Compact"/>
-              <w:jc w:val="left"/>
             </w:pPr>
             <w:r>
               <w:rPr>
@@ -3377,7 +3282,6 @@
           <w:p>
             <w:pPr>
               <w:pStyle w:val="Compact"/>
-              <w:jc w:val="left"/>
             </w:pPr>
             <w:r>
               <w:t xml:space="preserve">SPI 0 the program's (GPIO 8 CE0, 7 CE1, 9 MISO, 10 MOSI, 11 SCLK), at clock_hz (0</w:t>
@@ -3389,7 +3293,6 @@
           <w:p>
             <w:pPr>
               <w:pStyle w:val="Compact"/>
-              <w:jc w:val="left"/>
             </w:pPr>
             <w:r>
               <w:rPr>
@@ -3406,7 +3309,6 @@
           <w:p>
             <w:pPr>
               <w:pStyle w:val="Compact"/>
-              <w:jc w:val="left"/>
             </w:pPr>
             <w:r>
               <w:rPr>
@@ -3421,7 +3323,6 @@
           <w:p>
             <w:pPr>
               <w:pStyle w:val="Compact"/>
-              <w:jc w:val="left"/>
             </w:pPr>
             <w:r>
               <w:t xml:space="preserve">n bytes sent while n come back, chip select cs (0</w:t>
@@ -3433,7 +3334,6 @@
           <w:p>
             <w:pPr>
               <w:pStyle w:val="Compact"/>
-              <w:jc w:val="left"/>
             </w:pPr>
             <w:r>
               <w:rPr>
@@ -3450,7 +3350,6 @@
           <w:p>
             <w:pPr>
               <w:pStyle w:val="Compact"/>
-              <w:jc w:val="left"/>
             </w:pPr>
             <w:r>
               <w:rPr>
@@ -3465,7 +3364,6 @@
           <w:p>
             <w:pPr>
               <w:pStyle w:val="Compact"/>
-              <w:jc w:val="left"/>
             </w:pPr>
             <w:r>
               <w:t xml:space="preserve">SPI 0 given back -&gt; 0.</w:t>
@@ -3477,7 +3375,6 @@
           <w:p>
             <w:pPr>
               <w:pStyle w:val="Compact"/>
-              <w:jc w:val="left"/>
             </w:pPr>
             <w:r>
               <w:rPr>
@@ -3494,7 +3391,6 @@
           <w:p>
             <w:pPr>
               <w:pStyle w:val="Compact"/>
-              <w:jc w:val="left"/>
             </w:pPr>
             <w:r>
               <w:rPr>
@@ -3509,7 +3405,6 @@
           <w:p>
             <w:pPr>
               <w:pStyle w:val="Compact"/>
-              <w:jc w:val="left"/>
             </w:pPr>
             <w:r>
               <w:t xml:space="preserve">The 40 pins as printed on the board, pin 1 (3V3, top left with the board's USB ports down) to 40.</w:t>
@@ -3521,7 +3416,6 @@
           <w:p>
             <w:pPr>
               <w:pStyle w:val="Compact"/>
-              <w:jc w:val="left"/>
             </w:pPr>
             <w:r>
               <w:rPr>
@@ -3538,7 +3432,6 @@
           <w:p>
             <w:pPr>
               <w:pStyle w:val="Compact"/>
-              <w:jc w:val="left"/>
             </w:pPr>
             <w:r>
               <w:rPr>
@@ -3553,7 +3446,6 @@
           <w:p>
             <w:pPr>
               <w:pStyle w:val="Compact"/>
-              <w:jc w:val="left"/>
             </w:pPr>
             <w:r>
               <w:t xml:space="preserve">A GPIO's header pin -&gt; 1..40, or -1.</w:t>
@@ -3565,7 +3457,6 @@
           <w:p>
             <w:pPr>
               <w:pStyle w:val="Compact"/>
-              <w:jc w:val="left"/>
             </w:pPr>
             <w:r>
               <w:rPr>
@@ -3582,7 +3473,6 @@
           <w:p>
             <w:pPr>
               <w:pStyle w:val="Compact"/>
-              <w:jc w:val="left"/>
             </w:pPr>
             <w:r>
               <w:rPr>
@@ -3597,7 +3487,6 @@
           <w:p>
             <w:pPr>
               <w:pStyle w:val="Compact"/>
-              <w:jc w:val="left"/>
             </w:pPr>
             <w:r>
               <w:t xml:space="preserve">A header pin's label</w:t>
@@ -3609,7 +3498,6 @@
           <w:p>
             <w:pPr>
               <w:pStyle w:val="Compact"/>
-              <w:jc w:val="left"/>
             </w:pPr>
             <w:r>
               <w:rPr>
@@ -3626,7 +3514,6 @@
           <w:p>
             <w:pPr>
               <w:pStyle w:val="Compact"/>
-              <w:jc w:val="left"/>
             </w:pPr>
             <w:r>
               <w:rPr>
@@ -3641,7 +3528,6 @@
           <w:p>
             <w:pPr>
               <w:pStyle w:val="Compact"/>
-              <w:jc w:val="left"/>
             </w:pPr>
             <w:r>
               <w:t xml:space="preserve">What else a GPIO is, if anything</w:t>
@@ -3653,7 +3539,6 @@
           <w:p>
             <w:pPr>
               <w:pStyle w:val="Compact"/>
-              <w:jc w:val="left"/>
             </w:pPr>
             <w:r>
               <w:rPr>
@@ -3670,7 +3555,6 @@
           <w:p>
             <w:pPr>
               <w:pStyle w:val="Compact"/>
-              <w:jc w:val="left"/>
             </w:pPr>
             <w:r>
               <w:rPr>
@@ -3685,7 +3569,6 @@
           <w:p>
             <w:pPr>
               <w:pStyle w:val="Compact"/>
-              <w:jc w:val="left"/>
             </w:pPr>
             <w:r>
               <w:t xml:space="preserve">(gk_sim (1) first, or a PC build.) What drives a simulated input from outside</w:t>
@@ -3697,7 +3580,6 @@
           <w:p>
             <w:pPr>
               <w:pStyle w:val="Compact"/>
-              <w:jc w:val="left"/>
             </w:pPr>
             <w:r>
               <w:rPr>
@@ -3714,7 +3596,6 @@
           <w:p>
             <w:pPr>
               <w:pStyle w:val="Compact"/>
-              <w:jc w:val="left"/>
             </w:pPr>
             <w:r>
               <w:rPr>
@@ -3729,7 +3610,6 @@
           <w:p>
             <w:pPr>
               <w:pStyle w:val="Compact"/>
-              <w:jc w:val="left"/>
             </w:pPr>
             <w:r>
               <w:t xml:space="preserve">What the simulated SSD1306 shows</w:t>
@@ -3741,7 +3621,6 @@
           <w:p>
             <w:pPr>
               <w:pStyle w:val="Compact"/>
-              <w:jc w:val="left"/>
             </w:pPr>
             <w:r>
               <w:rPr>
@@ -3758,7 +3637,6 @@
           <w:p>
             <w:pPr>
               <w:pStyle w:val="Compact"/>
-              <w:jc w:val="left"/>
             </w:pPr>
             <w:r>
               <w:rPr>
@@ -3773,7 +3651,6 @@
           <w:p>
             <w:pPr>
               <w:pStyle w:val="Compact"/>
-              <w:jc w:val="left"/>
             </w:pPr>
             <w:r>
               <w:t xml:space="preserve">A pin of the program's</w:t>
@@ -3785,7 +3662,6 @@
           <w:p>
             <w:pPr>
               <w:pStyle w:val="Compact"/>
-              <w:jc w:val="left"/>
             </w:pPr>
             <w:r>
               <w:rPr>
@@ -3802,7 +3678,6 @@
           <w:p>
             <w:pPr>
               <w:pStyle w:val="Compact"/>
-              <w:jc w:val="left"/>
             </w:pPr>
             <w:r>
               <w:rPr>
@@ -3817,7 +3692,6 @@
           <w:p>
             <w:pPr>
               <w:pStyle w:val="Compact"/>
-              <w:jc w:val="left"/>
             </w:pPr>
             <w:r>
               <w:t xml:space="preserve">A PWM output (GPIO 12, 13, 18 or 19).</w:t>
@@ -3829,7 +3703,6 @@
           <w:p>
             <w:pPr>
               <w:pStyle w:val="Compact"/>
-              <w:jc w:val="left"/>
             </w:pPr>
             <w:r>
               <w:rPr>
@@ -3846,7 +3719,6 @@
           <w:p>
             <w:pPr>
               <w:pStyle w:val="Compact"/>
-              <w:jc w:val="left"/>
             </w:pPr>
             <w:r>
               <w:rPr>
@@ -3861,7 +3733,6 @@
           <w:p>
             <w:pPr>
               <w:pStyle w:val="Compact"/>
-              <w:jc w:val="left"/>
             </w:pPr>
             <w:r>
               <w:t xml:space="preserve">A device on the I2C bus (the bus opened by the first one made, if it was not).</w:t>
@@ -3873,7 +3744,6 @@
           <w:p>
             <w:pPr>
               <w:pStyle w:val="Compact"/>
-              <w:jc w:val="left"/>
             </w:pPr>
             <w:r>
               <w:rPr>
@@ -3892,8 +3762,8 @@
         </w:pict>
       </w:r>
     </w:p>
-    <w:bookmarkEnd w:id="24"/>
-    <w:bookmarkStart w:id="34" w:name="gpiokitgpiokith"/>
+    <w:bookmarkEnd w:id="22"/>
+    <w:bookmarkStart w:id="32" w:name="gpiokitgpiokith"/>
     <w:p>
       <w:pPr>
         <w:pStyle w:val="Heading2"/>
@@ -4107,7 +3977,7 @@
         <w:t xml:space="preserve">// GPIO 0..27: the header's</w:t>
       </w:r>
     </w:p>
-    <w:bookmarkStart w:id="25" w:name="modes-edges-errors"/>
+    <w:bookmarkStart w:id="23" w:name="modes-edges-errors"/>
     <w:p>
       <w:pPr>
         <w:pStyle w:val="Heading3"/>
@@ -5560,8 +5430,8 @@
         <w:t xml:space="preserve">;</w:t>
       </w:r>
     </w:p>
-    <w:bookmarkEnd w:id="25"/>
-    <w:bookmarkStart w:id="26" w:name="the-kit"/>
+    <w:bookmarkEnd w:id="23"/>
+    <w:bookmarkStart w:id="24" w:name="the-kit"/>
     <w:p>
       <w:pPr>
         <w:pStyle w:val="Heading3"/>
@@ -5845,8 +5715,8 @@
         <w:t xml:space="preserve">);</w:t>
       </w:r>
     </w:p>
-    <w:bookmarkEnd w:id="26"/>
-    <w:bookmarkStart w:id="27" w:name="pins"/>
+    <w:bookmarkEnd w:id="24"/>
+    <w:bookmarkStart w:id="25" w:name="pins"/>
     <w:p>
       <w:pPr>
         <w:pStyle w:val="Heading3"/>
@@ -6294,8 +6164,8 @@
         <w:t xml:space="preserve">);</w:t>
       </w:r>
     </w:p>
-    <w:bookmarkEnd w:id="27"/>
-    <w:bookmarkStart w:id="28" w:name="pwm"/>
+    <w:bookmarkEnd w:id="25"/>
+    <w:bookmarkStart w:id="26" w:name="pwm"/>
     <w:p>
       <w:pPr>
         <w:pStyle w:val="Heading3"/>
@@ -6474,8 +6344,8 @@
         <w:t xml:space="preserve">);</w:t>
       </w:r>
     </w:p>
-    <w:bookmarkEnd w:id="28"/>
-    <w:bookmarkStart w:id="29" w:name="edges"/>
+    <w:bookmarkEnd w:id="26"/>
+    <w:bookmarkStart w:id="27" w:name="edges"/>
     <w:p>
       <w:pPr>
         <w:pStyle w:val="Heading3"/>
@@ -6660,8 +6530,8 @@
         <w:t xml:space="preserve">);</w:t>
       </w:r>
     </w:p>
-    <w:bookmarkEnd w:id="29"/>
-    <w:bookmarkStart w:id="30" w:name="i2c"/>
+    <w:bookmarkEnd w:id="27"/>
+    <w:bookmarkStart w:id="28" w:name="i2c"/>
     <w:p>
       <w:pPr>
         <w:pStyle w:val="Heading3"/>
@@ -7489,8 +7359,8 @@
         <w:t xml:space="preserve">);</w:t>
       </w:r>
     </w:p>
-    <w:bookmarkEnd w:id="30"/>
-    <w:bookmarkStart w:id="31" w:name="spi"/>
+    <w:bookmarkEnd w:id="28"/>
+    <w:bookmarkStart w:id="29" w:name="spi"/>
     <w:p>
       <w:pPr>
         <w:pStyle w:val="Heading3"/>
@@ -7772,8 +7642,8 @@
         <w:t xml:space="preserve">);</w:t>
       </w:r>
     </w:p>
-    <w:bookmarkEnd w:id="31"/>
-    <w:bookmarkStart w:id="32" w:name="the-header"/>
+    <w:bookmarkEnd w:id="29"/>
+    <w:bookmarkStart w:id="30" w:name="the-header"/>
     <w:p>
       <w:pPr>
         <w:pStyle w:val="Heading3"/>
@@ -8026,8 +7896,8 @@
         <w:t xml:space="preserve">);</w:t>
       </w:r>
     </w:p>
-    <w:bookmarkEnd w:id="32"/>
-    <w:bookmarkStart w:id="33" w:name="the-simulator"/>
+    <w:bookmarkEnd w:id="30"/>
+    <w:bookmarkStart w:id="31" w:name="the-simulator"/>
     <w:p>
       <w:pPr>
         <w:pStyle w:val="Heading3"/>
@@ -12409,8 +12279,8 @@
         <w:t xml:space="preserve">};</w:t>
       </w:r>
     </w:p>
-    <w:bookmarkEnd w:id="33"/>
-    <w:bookmarkEnd w:id="34"/>
+    <w:bookmarkEnd w:id="31"/>
+    <w:bookmarkEnd w:id="32"/>
     <w:sectPr>
       <w:footerReference r:id="rId9" w:type="default"/>
       <w:footnotePr>
@@ -12492,14 +12362,14 @@
 <file path=word/numbering.xml><?xml version="1.0" encoding="utf-8"?>
 <w:numbering xmlns:w="http://schemas.openxmlformats.org/wordprocessingml/2006/main">
   <w:abstractNum w:abstractNumId="990">
-    <w:nsid w:val="A990"/>
+    <w:nsid w:val="0000A990"/>
     <w:multiLevelType w:val="multilevel"/>
     <w:lvl w:ilvl="0">
       <w:numFmt w:val="bullet"/>
       <w:lvlText w:val=" "/>
       <w:lvlJc w:val="left"/>
       <w:pPr>
-        <w:ind w:left="720" w:hanging="480"/>
+        <w:ind w:left="720" w:hanging="360"/>
       </w:pPr>
     </w:lvl>
     <w:lvl w:ilvl="1">
@@ -12507,7 +12377,7 @@
       <w:lvlText w:val=" "/>
       <w:lvlJc w:val="left"/>
       <w:pPr>
-        <w:ind w:left="1440" w:hanging="480"/>
+        <w:ind w:left="1440" w:hanging="360"/>
       </w:pPr>
     </w:lvl>
     <w:lvl w:ilvl="2">
@@ -12515,7 +12385,7 @@
       <w:lvlText w:val=" "/>
       <w:lvlJc w:val="left"/>
       <w:pPr>
-        <w:ind w:left="2160" w:hanging="480"/>
+        <w:ind w:left="2160" w:hanging="360"/>
       </w:pPr>
     </w:lvl>
     <w:lvl w:ilvl="3">
@@ -12523,7 +12393,7 @@
       <w:lvlText w:val=" "/>
       <w:lvlJc w:val="left"/>
       <w:pPr>
-        <w:ind w:left="2880" w:hanging="480"/>
+        <w:ind w:left="2880" w:hanging="360"/>
       </w:pPr>
     </w:lvl>
     <w:lvl w:ilvl="4">
@@ -12531,7 +12401,7 @@
       <w:lvlText w:val=" "/>
       <w:lvlJc w:val="left"/>
       <w:pPr>
-        <w:ind w:left="3600" w:hanging="480"/>
+        <w:ind w:left="3600" w:hanging="360"/>
       </w:pPr>
     </w:lvl>
     <w:lvl w:ilvl="5">
@@ -12539,7 +12409,7 @@
       <w:lvlText w:val=" "/>
       <w:lvlJc w:val="left"/>
       <w:pPr>
-        <w:ind w:left="4320" w:hanging="480"/>
+        <w:ind w:left="4320" w:hanging="360"/>
       </w:pPr>
     </w:lvl>
     <w:lvl w:ilvl="6">
@@ -12547,7 +12417,7 @@
       <w:lvlText w:val=" "/>
       <w:lvlJc w:val="left"/>
       <w:pPr>
-        <w:ind w:left="5040" w:hanging="480"/>
+        <w:ind w:left="5040" w:hanging="360"/>
       </w:pPr>
     </w:lvl>
     <w:lvl w:ilvl="7">
@@ -12555,7 +12425,7 @@
       <w:lvlText w:val=" "/>
       <w:lvlJc w:val="left"/>
       <w:pPr>
-        <w:ind w:left="5760" w:hanging="480"/>
+        <w:ind w:left="5760" w:hanging="360"/>
       </w:pPr>
     </w:lvl>
     <w:lvl w:ilvl="8">
@@ -12563,12 +12433,12 @@
       <w:lvlText w:val=" "/>
       <w:lvlJc w:val="left"/>
       <w:pPr>
-        <w:ind w:left="6480" w:hanging="480"/>
+        <w:ind w:left="6480" w:hanging="360"/>
       </w:pPr>
     </w:lvl>
   </w:abstractNum>
   <w:abstractNum w:abstractNumId="99411">
-    <w:nsid w:val="A99411"/>
+    <w:nsid w:val="00A99411"/>
     <w:multiLevelType w:val="multilevel"/>
     <w:lvl w:ilvl="0">
       <w:start w:val="1"/>
@@ -12576,7 +12446,7 @@
       <w:lvlText w:val="%1."/>
       <w:lvlJc w:val="left"/>
       <w:pPr>
-        <w:ind w:left="720" w:hanging="480"/>
+        <w:ind w:left="720" w:hanging="360"/>
       </w:pPr>
     </w:lvl>
     <w:lvl w:ilvl="1">
@@ -12585,7 +12455,7 @@
       <w:lvlText w:val="%2."/>
       <w:lvlJc w:val="left"/>
       <w:pPr>
-        <w:ind w:left="1440" w:hanging="480"/>
+        <w:ind w:left="1440" w:hanging="360"/>
       </w:pPr>
     </w:lvl>
     <w:lvl w:ilvl="2">
@@ -12594,7 +12464,7 @@
       <w:lvlText w:val="%3."/>
       <w:lvlJc w:val="left"/>
       <w:pPr>
-        <w:ind w:left="2160" w:hanging="480"/>
+        <w:ind w:left="2160" w:hanging="360"/>
       </w:pPr>
     </w:lvl>
     <w:lvl w:ilvl="3">
@@ -12603,7 +12473,7 @@
       <w:lvlText w:val="%4."/>
       <w:lvlJc w:val="left"/>
       <w:pPr>
-        <w:ind w:left="2880" w:hanging="480"/>
+        <w:ind w:left="2880" w:hanging="360"/>
       </w:pPr>
     </w:lvl>
     <w:lvl w:ilvl="4">
@@ -12612,7 +12482,7 @@
       <w:lvlText w:val="%5."/>
       <w:lvlJc w:val="left"/>
       <w:pPr>
-        <w:ind w:left="3600" w:hanging="480"/>
+        <w:ind w:left="3600" w:hanging="360"/>
       </w:pPr>
     </w:lvl>
     <w:lvl w:ilvl="5">
@@ -12621,7 +12491,7 @@
       <w:lvlText w:val="%6."/>
       <w:lvlJc w:val="left"/>
       <w:pPr>
-        <w:ind w:left="4320" w:hanging="480"/>
+        <w:ind w:left="4320" w:hanging="360"/>
       </w:pPr>
     </w:lvl>
     <w:lvl w:ilvl="6">
@@ -12630,7 +12500,7 @@
       <w:lvlText w:val="%7."/>
       <w:lvlJc w:val="left"/>
       <w:pPr>
-        <w:ind w:left="5040" w:hanging="480"/>
+        <w:ind w:left="5040" w:hanging="360"/>
       </w:pPr>
     </w:lvl>
     <w:lvl w:ilvl="7">
@@ -12639,7 +12509,7 @@
       <w:lvlText w:val="%8."/>
       <w:lvlJc w:val="left"/>
       <w:pPr>
-        <w:ind w:left="5760" w:hanging="480"/>
+        <w:ind w:left="5760" w:hanging="360"/>
       </w:pPr>
     </w:lvl>
     <w:lvl w:ilvl="8">
@@ -12648,7 +12518,7 @@
       <w:lvlText w:val="%9."/>
       <w:lvlJc w:val="left"/>
       <w:pPr>
-        <w:ind w:left="6480" w:hanging="480"/>
+        <w:ind w:left="6480" w:hanging="360"/>
       </w:pPr>
     </w:lvl>
   </w:abstractNum>
@@ -13386,8 +13256,8 @@
     <w:name w:val="KeywordTok"/>
     <w:basedOn w:val="VerbatimChar"/>
     <w:rPr>
+      <w:b/>
       <w:color w:val="007020"/>
-      <w:b/>
     </w:rPr>
   </w:style>
   <w:style w:type="character" w:customStyle="1" w:styleId="DataTypeTok">
@@ -13464,42 +13334,42 @@
     <w:name w:val="ImportTok"/>
     <w:basedOn w:val="VerbatimChar"/>
     <w:rPr>
+      <w:b/>
       <w:color w:val="008000"/>
-      <w:b/>
     </w:rPr>
   </w:style>
   <w:style w:type="character" w:customStyle="1" w:styleId="CommentTok">
     <w:name w:val="CommentTok"/>
     <w:basedOn w:val="VerbatimChar"/>
     <w:rPr>
+      <w:i/>
       <w:color w:val="60a0b0"/>
-      <w:i/>
     </w:rPr>
   </w:style>
   <w:style w:type="character" w:customStyle="1" w:styleId="DocumentationTok">
     <w:name w:val="DocumentationTok"/>
     <w:basedOn w:val="VerbatimChar"/>
     <w:rPr>
+      <w:i/>
       <w:color w:val="ba2121"/>
-      <w:i/>
     </w:rPr>
   </w:style>
   <w:style w:type="character" w:customStyle="1" w:styleId="AnnotationTok">
     <w:name w:val="AnnotationTok"/>
     <w:basedOn w:val="VerbatimChar"/>
     <w:rPr>
-      <w:color w:val="60a0b0"/>
       <w:b/>
       <w:i/>
+      <w:color w:val="60a0b0"/>
     </w:rPr>
   </w:style>
   <w:style w:type="character" w:customStyle="1" w:styleId="CommentVarTok">
     <w:name w:val="CommentVarTok"/>
     <w:basedOn w:val="VerbatimChar"/>
     <w:rPr>
-      <w:color w:val="60a0b0"/>
       <w:b/>
       <w:i/>
+      <w:color w:val="60a0b0"/>
     </w:rPr>
   </w:style>
   <w:style w:type="character" w:customStyle="1" w:styleId="OtherTok">
@@ -13527,8 +13397,8 @@
     <w:name w:val="ControlFlowTok"/>
     <w:basedOn w:val="VerbatimChar"/>
     <w:rPr>
+      <w:b/>
       <w:color w:val="007020"/>
-      <w:b/>
     </w:rPr>
   </w:style>
   <w:style w:type="character" w:customStyle="1" w:styleId="OperatorTok">
@@ -13573,34 +13443,34 @@
     <w:name w:val="InformationTok"/>
     <w:basedOn w:val="VerbatimChar"/>
     <w:rPr>
-      <w:color w:val="60a0b0"/>
       <w:b/>
       <w:i/>
+      <w:color w:val="60a0b0"/>
     </w:rPr>
   </w:style>
   <w:style w:type="character" w:customStyle="1" w:styleId="WarningTok">
     <w:name w:val="WarningTok"/>
     <w:basedOn w:val="VerbatimChar"/>
     <w:rPr>
-      <w:color w:val="60a0b0"/>
       <w:b/>
       <w:i/>
+      <w:color w:val="60a0b0"/>
     </w:rPr>
   </w:style>
   <w:style w:type="character" w:customStyle="1" w:styleId="AlertTok">
     <w:name w:val="AlertTok"/>
     <w:basedOn w:val="VerbatimChar"/>
     <w:rPr>
+      <w:b/>
       <w:color w:val="ff0000"/>
-      <w:b/>
     </w:rPr>
   </w:style>
   <w:style w:type="character" w:customStyle="1" w:styleId="ErrorTok">
     <w:name w:val="ErrorTok"/>
     <w:basedOn w:val="VerbatimChar"/>
     <w:rPr>
+      <w:b/>
       <w:color w:val="ff0000"/>
-      <w:b/>
     </w:rPr>
   </w:style>
   <w:style w:type="character" w:customStyle="1" w:styleId="NormalTok">

--- a/docs/exports/19-GPIOKIT.docx
+++ b/docs/exports/19-GPIOKIT.docx
@@ -24,133 +24,133 @@
       </w:pPr>
       <w:r>
         <w:rPr>
+          <w:iCs/>
           <w:i/>
+        </w:rPr>
+        <w:t xml:space="preserve">The reference of</w:t>
+      </w:r>
+      <w:r>
+        <w:rPr>
           <w:iCs/>
-        </w:rPr>
-        <w:t xml:space="preserve">The reference of</w:t>
-      </w:r>
-      <w:r>
-        <w:rPr>
           <w:i/>
+        </w:rPr>
+        <w:t xml:space="preserve"> </w:t>
+      </w:r>
+      <w:r>
+        <w:rPr>
+          <w:bCs/>
+          <w:b/>
           <w:iCs/>
-        </w:rPr>
-        <w:t xml:space="preserve"> </w:t>
-      </w:r>
-      <w:r>
-        <w:rPr>
-          <w:b/>
-          <w:bCs/>
           <w:i/>
+        </w:rPr>
+        <w:t xml:space="preserve">GPIOKit</w:t>
+      </w:r>
+      <w:r>
+        <w:rPr>
           <w:iCs/>
-        </w:rPr>
-        <w:t xml:space="preserve">GPIOKit</w:t>
-      </w:r>
-      <w:r>
-        <w:rPr>
           <w:i/>
+        </w:rPr>
+        <w:t xml:space="preserve"> </w:t>
+      </w:r>
+      <w:r>
+        <w:rPr>
           <w:iCs/>
-        </w:rPr>
-        <w:t xml:space="preserve"> </w:t>
-      </w:r>
-      <w:r>
-        <w:rPr>
           <w:i/>
+        </w:rPr>
+        <w:t xml:space="preserve">(</w:t>
+      </w:r>
+      <w:r>
+        <w:rPr>
+          <w:rStyle w:val="VerbatimChar"/>
           <w:iCs/>
-        </w:rPr>
-        <w:t xml:space="preserve">(</w:t>
+          <w:i/>
+        </w:rPr>
+        <w:t xml:space="preserve">SD:/lib/gpiokit.so</w:t>
+      </w:r>
+      <w:r>
+        <w:rPr>
+          <w:iCs/>
+          <w:i/>
+        </w:rPr>
+        <w:t xml:space="preserve">,</w:t>
+      </w:r>
+      <w:r>
+        <w:rPr>
+          <w:iCs/>
+          <w:i/>
+        </w:rPr>
+        <w:t xml:space="preserve"> </w:t>
       </w:r>
       <w:r>
         <w:rPr>
           <w:rStyle w:val="VerbatimChar"/>
+          <w:iCs/>
           <w:i/>
+        </w:rPr>
+        <w:t xml:space="preserve">user/Kits/gpiokit</w:t>
+      </w:r>
+      <w:r>
+        <w:rPr>
           <w:iCs/>
-        </w:rPr>
-        <w:t xml:space="preserve">SD:/lib/gpiokit.so</w:t>
-      </w:r>
-      <w:r>
-        <w:rPr>
           <w:i/>
+        </w:rPr>
+        <w:t xml:space="preserve">): what it is for, how a program uses it, and every operation it exposes. The operations' part is made from the kit's headers by</w:t>
+      </w:r>
+      <w:r>
+        <w:rPr>
           <w:iCs/>
-        </w:rPr>
-        <w:t xml:space="preserve">,</w:t>
-      </w:r>
-      <w:r>
-        <w:rPr>
           <w:i/>
+        </w:rPr>
+        <w:t xml:space="preserve"> </w:t>
+      </w:r>
+      <w:r>
+        <w:rPr>
+          <w:rStyle w:val="VerbatimChar"/>
           <w:iCs/>
-        </w:rPr>
-        <w:t xml:space="preserve"> </w:t>
-      </w:r>
-      <w:r>
-        <w:rPr>
-          <w:rStyle w:val="VerbatimChar"/>
           <w:i/>
+        </w:rPr>
+        <w:t xml:space="preserve">tools/docgen/kitdocs.py</w:t>
+      </w:r>
+      <w:r>
+        <w:rPr>
           <w:iCs/>
-        </w:rPr>
-        <w:t xml:space="preserve">user/Kits/gpiokit</w:t>
-      </w:r>
-      <w:r>
-        <w:rPr>
           <w:i/>
+        </w:rPr>
+        <w:t xml:space="preserve"> </w:t>
+      </w:r>
+      <w:r>
+        <w:rPr>
           <w:iCs/>
-        </w:rPr>
-        <w:t xml:space="preserve">): what it is for, how a program uses it, and every operation it exposes. The operations' part is made from the kit's headers by</w:t>
-      </w:r>
-      <w:r>
-        <w:rPr>
           <w:i/>
+        </w:rPr>
+        <w:t xml:space="preserve">— the headers are the source. Overview of all the kits:</w:t>
+      </w:r>
+      <w:r>
+        <w:rPr>
           <w:iCs/>
-        </w:rPr>
-        <w:t xml:space="preserve"> </w:t>
-      </w:r>
-      <w:r>
-        <w:rPr>
-          <w:rStyle w:val="VerbatimChar"/>
           <w:i/>
-          <w:iCs/>
-        </w:rPr>
-        <w:t xml:space="preserve">tools/docgen/kitdocs.py</w:t>
-      </w:r>
-      <w:r>
-        <w:rPr>
-          <w:i/>
-          <w:iCs/>
-        </w:rPr>
-        <w:t xml:space="preserve"> </w:t>
-      </w:r>
-      <w:r>
-        <w:rPr>
-          <w:i/>
-          <w:iCs/>
-        </w:rPr>
-        <w:t xml:space="preserve">— the headers are the source. Overview of all the kits:</w:t>
-      </w:r>
-      <w:r>
-        <w:rPr>
-          <w:i/>
-          <w:iCs/>
-        </w:rPr>
-        <w:t xml:space="preserve"> </w:t>
-      </w:r>
-      <w:hyperlink r:id="rId18">
+        </w:rPr>
+        <w:t xml:space="preserve"> </w:t>
+      </w:r>
+      <w:hyperlink r:id="rId20">
         <w:r>
           <w:rPr>
             <w:rStyle w:val="Hyperlink"/>
+            <w:iCs/>
             <w:i/>
-            <w:iCs/>
           </w:rPr>
           <w:t xml:space="preserve">The Kits</w:t>
         </w:r>
       </w:hyperlink>
       <w:r>
         <w:rPr>
+          <w:iCs/>
           <w:i/>
-          <w:iCs/>
         </w:rPr>
         <w:t xml:space="preserve">.</w:t>
       </w:r>
     </w:p>
-    <w:bookmarkStart w:id="19" w:name="contents"/>
+    <w:bookmarkStart w:id="21" w:name="contents"/>
     <w:p>
       <w:pPr>
         <w:pStyle w:val="Heading2"/>
@@ -161,11 +161,11 @@
     </w:p>
     <w:p>
       <w:pPr>
-        <w:pStyle w:val="Compact"/>
         <w:numPr>
           <w:ilvl w:val="0"/>
           <w:numId w:val="1001"/>
         </w:numPr>
+        <w:pStyle w:val="Compact"/>
       </w:pPr>
       <w:hyperlink w:anchor="what-it-is">
         <w:r>
@@ -178,11 +178,11 @@
     </w:p>
     <w:p>
       <w:pPr>
-        <w:pStyle w:val="Compact"/>
         <w:numPr>
           <w:ilvl w:val="0"/>
           <w:numId w:val="1001"/>
         </w:numPr>
+        <w:pStyle w:val="Compact"/>
       </w:pPr>
       <w:hyperlink w:anchor="using-it">
         <w:r>
@@ -195,11 +195,11 @@
     </w:p>
     <w:p>
       <w:pPr>
-        <w:pStyle w:val="Compact"/>
         <w:numPr>
           <w:ilvl w:val="0"/>
           <w:numId w:val="1001"/>
         </w:numPr>
+        <w:pStyle w:val="Compact"/>
       </w:pPr>
       <w:hyperlink w:anchor="index">
         <w:r>
@@ -212,11 +212,11 @@
     </w:p>
     <w:p>
       <w:pPr>
-        <w:pStyle w:val="Compact"/>
         <w:numPr>
           <w:ilvl w:val="0"/>
           <w:numId w:val="1001"/>
         </w:numPr>
+        <w:pStyle w:val="Compact"/>
       </w:pPr>
       <w:hyperlink w:anchor="gpiokitgpiokith">
         <w:r>
@@ -234,8 +234,8 @@
         </w:pict>
       </w:r>
     </w:p>
-    <w:bookmarkEnd w:id="19"/>
-    <w:bookmarkStart w:id="20" w:name="what-it-is"/>
+    <w:bookmarkEnd w:id="21"/>
+    <w:bookmarkStart w:id="22" w:name="what-it-is"/>
     <w:p>
       <w:pPr>
         <w:pStyle w:val="Heading2"/>
@@ -257,6 +257,7 @@
         <w:tblStyle w:val="Table"/>
         <w:tblW w:type="auto" w:w="0"/>
         <w:tblLook w:firstRow="1" w:lastRow="0" w:firstColumn="0" w:lastColumn="0" w:noHBand="0" w:noVBand="0" w:val="0020"/>
+        <w:jc w:val="start"/>
       </w:tblPr>
       <w:tblGrid>
         <w:gridCol w:w="3960"/>
@@ -264,7 +265,7 @@
       </w:tblGrid>
       <w:tr>
         <w:trPr>
-          <w:tblHeader w:val="on"/>
+          <w:tblHeader w:val="true"/>
         </w:trPr>
         <w:tc>
           <w:tcPr/>
@@ -289,6 +290,7 @@
           <w:p>
             <w:pPr>
               <w:pStyle w:val="Compact"/>
+              <w:jc w:val="left"/>
             </w:pPr>
             <w:r>
               <w:t xml:space="preserve">Include</w:t>
@@ -300,6 +302,7 @@
           <w:p>
             <w:pPr>
               <w:pStyle w:val="Compact"/>
+              <w:jc w:val="left"/>
             </w:pPr>
             <w:r>
               <w:rPr>
@@ -316,6 +319,7 @@
           <w:p>
             <w:pPr>
               <w:pStyle w:val="Compact"/>
+              <w:jc w:val="left"/>
             </w:pPr>
             <w:r>
               <w:t xml:space="preserve">Link</w:t>
@@ -327,6 +331,7 @@
           <w:p>
             <w:pPr>
               <w:pStyle w:val="Compact"/>
+              <w:jc w:val="left"/>
             </w:pPr>
             <w:r>
               <w:rPr>
@@ -364,6 +369,7 @@
           <w:p>
             <w:pPr>
               <w:pStyle w:val="Compact"/>
+              <w:jc w:val="left"/>
             </w:pPr>
             <w:r>
               <w:t xml:space="preserve">Library</w:t>
@@ -375,6 +381,7 @@
           <w:p>
             <w:pPr>
               <w:pStyle w:val="Compact"/>
+              <w:jc w:val="left"/>
             </w:pPr>
             <w:r>
               <w:rPr>
@@ -406,6 +413,7 @@
           <w:p>
             <w:pPr>
               <w:pStyle w:val="Compact"/>
+              <w:jc w:val="left"/>
             </w:pPr>
             <w:r>
               <w:t xml:space="preserve">Sources</w:t>
@@ -417,6 +425,7 @@
           <w:p>
             <w:pPr>
               <w:pStyle w:val="Compact"/>
+              <w:jc w:val="left"/>
             </w:pPr>
             <w:r>
               <w:rPr>
@@ -428,8 +437,8 @@
         </w:tc>
       </w:tr>
     </w:tbl>
-    <w:bookmarkEnd w:id="20"/>
-    <w:bookmarkStart w:id="21" w:name="using-it"/>
+    <w:bookmarkEnd w:id="22"/>
+    <w:bookmarkStart w:id="23" w:name="using-it"/>
     <w:p>
       <w:pPr>
         <w:pStyle w:val="Heading2"/>
@@ -456,50 +465,50 @@
       </w:r>
       <w:r>
         <w:rPr>
+          <w:bCs/>
           <w:b/>
+        </w:rPr>
+        <w:t xml:space="preserve">BCM GPIO numbers</w:t>
+      </w:r>
+      <w:r>
+        <w:t xml:space="preserve"> </w:t>
+      </w:r>
+      <w:r>
+        <w:t xml:space="preserve">(GPIO 17 is the header's pin 11:</w:t>
+      </w:r>
+      <w:r>
+        <w:t xml:space="preserve"> </w:t>
+      </w:r>
+      <w:r>
+        <w:rPr>
+          <w:rStyle w:val="VerbatimChar"/>
+        </w:rPr>
+        <w:t xml:space="preserve">gk_header_pin</w:t>
+      </w:r>
+      <w:r>
+        <w:t xml:space="preserve">).</w:t>
+      </w:r>
+      <w:r>
+        <w:t xml:space="preserve"> </w:t>
+      </w:r>
+      <w:r>
+        <w:rPr>
           <w:bCs/>
-        </w:rPr>
-        <w:t xml:space="preserve">BCM GPIO numbers</w:t>
-      </w:r>
-      <w:r>
-        <w:t xml:space="preserve"> </w:t>
-      </w:r>
-      <w:r>
-        <w:t xml:space="preserve">(GPIO 17 is the header's pin 11:</w:t>
-      </w:r>
-      <w:r>
-        <w:t xml:space="preserve"> </w:t>
-      </w:r>
-      <w:r>
-        <w:rPr>
-          <w:rStyle w:val="VerbatimChar"/>
-        </w:rPr>
-        <w:t xml:space="preserve">gk_header_pin</w:t>
-      </w:r>
-      <w:r>
-        <w:t xml:space="preserve">).</w:t>
-      </w:r>
-      <w:r>
-        <w:t xml:space="preserve"> </w:t>
-      </w:r>
-      <w:r>
-        <w:rPr>
           <w:b/>
+        </w:rPr>
+        <w:t xml:space="preserve">The levels are</w:t>
+      </w:r>
+      <w:r>
+        <w:rPr>
           <w:bCs/>
-        </w:rPr>
-        <w:t xml:space="preserve">The levels are</w:t>
-      </w:r>
-      <w:r>
-        <w:rPr>
           <w:b/>
+        </w:rPr>
+        <w:t xml:space="preserve"> </w:t>
+      </w:r>
+      <w:r>
+        <w:rPr>
           <w:bCs/>
-        </w:rPr>
-        <w:t xml:space="preserve"> </w:t>
-      </w:r>
-      <w:r>
-        <w:rPr>
           <w:b/>
-          <w:bCs/>
         </w:rPr>
         <w:t xml:space="preserve">3.3 V</w:t>
       </w:r>
@@ -626,8 +635,8 @@
       </w:pPr>
       <w:r>
         <w:rPr>
+          <w:bCs/>
           <w:b/>
-          <w:bCs/>
         </w:rPr>
         <w:t xml:space="preserve">An LED, a button</w:t>
       </w:r>
@@ -1117,8 +1126,8 @@
       </w:pPr>
       <w:r>
         <w:rPr>
+          <w:bCs/>
           <w:b/>
-          <w:bCs/>
         </w:rPr>
         <w:t xml:space="preserve">PWM and a servo</w:t>
       </w:r>
@@ -1269,8 +1278,8 @@
       </w:pPr>
       <w:r>
         <w:rPr>
+          <w:bCs/>
           <w:b/>
-          <w:bCs/>
         </w:rPr>
         <w:t xml:space="preserve">I2C</w:t>
       </w:r>
@@ -1646,8 +1655,8 @@
       </w:pPr>
       <w:r>
         <w:rPr>
+          <w:bCs/>
           <w:b/>
-          <w:bCs/>
         </w:rPr>
         <w:t xml:space="preserve">SPI 0</w:t>
       </w:r>
@@ -1688,8 +1697,8 @@
       </w:pPr>
       <w:r>
         <w:rPr>
+          <w:bCs/>
           <w:b/>
-          <w:bCs/>
         </w:rPr>
         <w:t xml:space="preserve">C++</w:t>
       </w:r>
@@ -1987,24 +1996,24 @@
       </w:pPr>
       <w:r>
         <w:rPr>
+          <w:bCs/>
           <w:b/>
+        </w:rPr>
+        <w:t xml:space="preserve">No hardware?</w:t>
+      </w:r>
+      <w:r>
+        <w:t xml:space="preserve"> </w:t>
+      </w:r>
+      <w:r>
+        <w:t xml:space="preserve">GPIOKit has a</w:t>
+      </w:r>
+      <w:r>
+        <w:t xml:space="preserve"> </w:t>
+      </w:r>
+      <w:r>
+        <w:rPr>
           <w:bCs/>
-        </w:rPr>
-        <w:t xml:space="preserve">No hardware?</w:t>
-      </w:r>
-      <w:r>
-        <w:t xml:space="preserve"> </w:t>
-      </w:r>
-      <w:r>
-        <w:t xml:space="preserve">GPIOKit has a</w:t>
-      </w:r>
-      <w:r>
-        <w:t xml:space="preserve"> </w:t>
-      </w:r>
-      <w:r>
-        <w:rPr>
           <w:b/>
-          <w:bCs/>
         </w:rPr>
         <w:t xml:space="preserve">simulator</w:t>
       </w:r>
@@ -2079,8 +2088,8 @@
       </w:r>
       <w:r>
         <w:rPr>
+          <w:iCs/>
           <w:i/>
-          <w:iCs/>
         </w:rPr>
         <w:t xml:space="preserve">GPIO</w:t>
       </w:r>
@@ -2088,8 +2097,8 @@
         <w:t xml:space="preserve">).</w:t>
       </w:r>
     </w:p>
-    <w:bookmarkEnd w:id="21"/>
-    <w:bookmarkStart w:id="22" w:name="index"/>
+    <w:bookmarkEnd w:id="23"/>
+    <w:bookmarkStart w:id="24" w:name="index"/>
     <w:p>
       <w:pPr>
         <w:pStyle w:val="Heading2"/>
@@ -2111,6 +2120,7 @@
         <w:tblStyle w:val="Table"/>
         <w:tblW w:type="auto" w:w="0"/>
         <w:tblLook w:firstRow="1" w:lastRow="0" w:firstColumn="0" w:lastColumn="0" w:noHBand="0" w:noVBand="0" w:val="0020"/>
+        <w:jc w:val="start"/>
       </w:tblPr>
       <w:tblGrid>
         <w:gridCol w:w="2640"/>
@@ -2119,13 +2129,14 @@
       </w:tblGrid>
       <w:tr>
         <w:trPr>
-          <w:tblHeader w:val="on"/>
+          <w:tblHeader w:val="true"/>
         </w:trPr>
         <w:tc>
           <w:tcPr/>
           <w:p>
             <w:pPr>
               <w:pStyle w:val="Compact"/>
+              <w:jc w:val="left"/>
             </w:pPr>
             <w:r>
               <w:t xml:space="preserve">Name</w:t>
@@ -2137,6 +2148,7 @@
           <w:p>
             <w:pPr>
               <w:pStyle w:val="Compact"/>
+              <w:jc w:val="left"/>
             </w:pPr>
             <w:r>
               <w:t xml:space="preserve">What it does</w:t>
@@ -2148,6 +2160,7 @@
           <w:p>
             <w:pPr>
               <w:pStyle w:val="Compact"/>
+              <w:jc w:val="left"/>
             </w:pPr>
             <w:r>
               <w:t xml:space="preserve">Header</w:t>
@@ -2161,6 +2174,7 @@
           <w:p>
             <w:pPr>
               <w:pStyle w:val="Compact"/>
+              <w:jc w:val="left"/>
             </w:pPr>
             <w:r>
               <w:rPr>
@@ -2175,6 +2189,7 @@
           <w:p>
             <w:pPr>
               <w:pStyle w:val="Compact"/>
+              <w:jc w:val="left"/>
             </w:pPr>
             <w:r>
               <w:t xml:space="preserve">A pin as the system sees it (gk_info)</w:t>
@@ -2186,6 +2201,7 @@
           <w:p>
             <w:pPr>
               <w:pStyle w:val="Compact"/>
+              <w:jc w:val="left"/>
             </w:pPr>
             <w:r>
               <w:rPr>
@@ -2202,6 +2218,7 @@
           <w:p>
             <w:pPr>
               <w:pStyle w:val="Compact"/>
+              <w:jc w:val="left"/>
             </w:pPr>
             <w:r>
               <w:rPr>
@@ -2216,6 +2233,7 @@
           <w:p>
             <w:pPr>
               <w:pStyle w:val="Compact"/>
+              <w:jc w:val="left"/>
             </w:pPr>
             <w:r>
               <w:t xml:space="preserve">An edge (gk_events)</w:t>
@@ -2227,6 +2245,7 @@
           <w:p>
             <w:pPr>
               <w:pStyle w:val="Compact"/>
+              <w:jc w:val="left"/>
             </w:pPr>
             <w:r>
               <w:rPr>
@@ -2243,6 +2262,7 @@
           <w:p>
             <w:pPr>
               <w:pStyle w:val="Compact"/>
+              <w:jc w:val="left"/>
             </w:pPr>
             <w:r>
               <w:rPr>
@@ -2257,6 +2277,7 @@
           <w:p>
             <w:pPr>
               <w:pStyle w:val="Compact"/>
+              <w:jc w:val="left"/>
             </w:pPr>
             <w:r>
               <w:t xml:space="preserve">What drives the pins</w:t>
@@ -2268,6 +2289,7 @@
           <w:p>
             <w:pPr>
               <w:pStyle w:val="Compact"/>
+              <w:jc w:val="left"/>
             </w:pPr>
             <w:r>
               <w:rPr>
@@ -2284,6 +2306,7 @@
           <w:p>
             <w:pPr>
               <w:pStyle w:val="Compact"/>
+              <w:jc w:val="left"/>
             </w:pPr>
             <w:r>
               <w:rPr>
@@ -2298,6 +2321,7 @@
           <w:p>
             <w:pPr>
               <w:pStyle w:val="Compact"/>
+              <w:jc w:val="left"/>
             </w:pPr>
             <w:r>
               <w:t xml:space="preserve">The simulator on (1</w:t>
@@ -2309,6 +2333,7 @@
           <w:p>
             <w:pPr>
               <w:pStyle w:val="Compact"/>
+              <w:jc w:val="left"/>
             </w:pPr>
             <w:r>
               <w:rPr>
@@ -2325,6 +2350,7 @@
           <w:p>
             <w:pPr>
               <w:pStyle w:val="Compact"/>
+              <w:jc w:val="left"/>
             </w:pPr>
             <w:r>
               <w:rPr>
@@ -2339,6 +2365,7 @@
           <w:p>
             <w:pPr>
               <w:pStyle w:val="Compact"/>
+              <w:jc w:val="left"/>
             </w:pPr>
             <w:r>
               <w:t xml:space="preserve">A negative code's text ("the system uses this pin").</w:t>
@@ -2350,6 +2377,7 @@
           <w:p>
             <w:pPr>
               <w:pStyle w:val="Compact"/>
+              <w:jc w:val="left"/>
             </w:pPr>
             <w:r>
               <w:rPr>
@@ -2366,6 +2394,7 @@
           <w:p>
             <w:pPr>
               <w:pStyle w:val="Compact"/>
+              <w:jc w:val="left"/>
             </w:pPr>
             <w:r>
               <w:rPr>
@@ -2380,6 +2409,7 @@
           <w:p>
             <w:pPr>
               <w:pStyle w:val="Compact"/>
+              <w:jc w:val="left"/>
             </w:pPr>
             <w:r>
               <w:t xml:space="preserve">Every pin, bus and edge of the program's given back (its end does it too) -&gt; 0.</w:t>
@@ -2391,6 +2421,7 @@
           <w:p>
             <w:pPr>
               <w:pStyle w:val="Compact"/>
+              <w:jc w:val="left"/>
             </w:pPr>
             <w:r>
               <w:rPr>
@@ -2407,6 +2438,7 @@
           <w:p>
             <w:pPr>
               <w:pStyle w:val="Compact"/>
+              <w:jc w:val="left"/>
             </w:pPr>
             <w:r>
               <w:rPr>
@@ -2421,6 +2453,7 @@
           <w:p>
             <w:pPr>
               <w:pStyle w:val="Compact"/>
+              <w:jc w:val="left"/>
             </w:pPr>
             <w:r>
               <w:t xml:space="preserve">The clock of the edges' times, now (microseconds</w:t>
@@ -2432,6 +2465,7 @@
           <w:p>
             <w:pPr>
               <w:pStyle w:val="Compact"/>
+              <w:jc w:val="left"/>
             </w:pPr>
             <w:r>
               <w:rPr>
@@ -2448,6 +2482,7 @@
           <w:p>
             <w:pPr>
               <w:pStyle w:val="Compact"/>
+              <w:jc w:val="left"/>
             </w:pPr>
             <w:r>
               <w:rPr>
@@ -2462,6 +2497,7 @@
           <w:p>
             <w:pPr>
               <w:pStyle w:val="Compact"/>
+              <w:jc w:val="left"/>
             </w:pPr>
             <w:r>
               <w:t xml:space="preserve">The pin set to a mode (GK_FREE ...</w:t>
@@ -2473,6 +2509,7 @@
           <w:p>
             <w:pPr>
               <w:pStyle w:val="Compact"/>
+              <w:jc w:val="left"/>
             </w:pPr>
             <w:r>
               <w:rPr>
@@ -2489,6 +2526,7 @@
           <w:p>
             <w:pPr>
               <w:pStyle w:val="Compact"/>
+              <w:jc w:val="left"/>
             </w:pPr>
             <w:r>
               <w:rPr>
@@ -2503,6 +2541,7 @@
           <w:p>
             <w:pPr>
               <w:pStyle w:val="Compact"/>
+              <w:jc w:val="left"/>
             </w:pPr>
             <w:r>
               <w:t xml:space="preserve">An output of the program's set high (1) or low (0) -&gt; 0 / GK_E*.</w:t>
@@ -2514,6 +2553,7 @@
           <w:p>
             <w:pPr>
               <w:pStyle w:val="Compact"/>
+              <w:jc w:val="left"/>
             </w:pPr>
             <w:r>
               <w:rPr>
@@ -2530,6 +2570,7 @@
           <w:p>
             <w:pPr>
               <w:pStyle w:val="Compact"/>
+              <w:jc w:val="left"/>
             </w:pPr>
             <w:r>
               <w:rPr>
@@ -2544,6 +2585,7 @@
           <w:p>
             <w:pPr>
               <w:pStyle w:val="Compact"/>
+              <w:jc w:val="left"/>
             </w:pPr>
             <w:r>
               <w:t xml:space="preserve">An output turned over -&gt; its new level / GK_E*.</w:t>
@@ -2555,6 +2597,7 @@
           <w:p>
             <w:pPr>
               <w:pStyle w:val="Compact"/>
+              <w:jc w:val="left"/>
             </w:pPr>
             <w:r>
               <w:rPr>
@@ -2571,6 +2614,7 @@
           <w:p>
             <w:pPr>
               <w:pStyle w:val="Compact"/>
+              <w:jc w:val="left"/>
             </w:pPr>
             <w:r>
               <w:rPr>
@@ -2585,6 +2629,7 @@
           <w:p>
             <w:pPr>
               <w:pStyle w:val="Compact"/>
+              <w:jc w:val="left"/>
             </w:pPr>
             <w:r>
               <w:t xml:space="preserve">A pin's level now -&gt; 0 / 1 / GK_EINVAL (any pin of the header may be read, whoever has it).</w:t>
@@ -2596,6 +2641,7 @@
           <w:p>
             <w:pPr>
               <w:pStyle w:val="Compact"/>
+              <w:jc w:val="left"/>
             </w:pPr>
             <w:r>
               <w:rPr>
@@ -2612,6 +2658,7 @@
           <w:p>
             <w:pPr>
               <w:pStyle w:val="Compact"/>
+              <w:jc w:val="left"/>
             </w:pPr>
             <w:r>
               <w:rPr>
@@ -2626,6 +2673,7 @@
           <w:p>
             <w:pPr>
               <w:pStyle w:val="Compact"/>
+              <w:jc w:val="left"/>
             </w:pPr>
             <w:r>
               <w:t xml:space="preserve">Every level at once</w:t>
@@ -2637,6 +2685,7 @@
           <w:p>
             <w:pPr>
               <w:pStyle w:val="Compact"/>
+              <w:jc w:val="left"/>
             </w:pPr>
             <w:r>
               <w:rPr>
@@ -2653,6 +2702,7 @@
           <w:p>
             <w:pPr>
               <w:pStyle w:val="Compact"/>
+              <w:jc w:val="left"/>
             </w:pPr>
             <w:r>
               <w:rPr>
@@ -2667,6 +2717,7 @@
           <w:p>
             <w:pPr>
               <w:pStyle w:val="Compact"/>
+              <w:jc w:val="left"/>
             </w:pPr>
             <w:r>
               <w:t xml:space="preserve">The pins as the system sees them, GPIO 0 first, up to max (GK_PINS</w:t>
@@ -2678,6 +2729,7 @@
           <w:p>
             <w:pPr>
               <w:pStyle w:val="Compact"/>
+              <w:jc w:val="left"/>
             </w:pPr>
             <w:r>
               <w:rPr>
@@ -2694,6 +2746,7 @@
           <w:p>
             <w:pPr>
               <w:pStyle w:val="Compact"/>
+              <w:jc w:val="left"/>
             </w:pPr>
             <w:r>
               <w:rPr>
@@ -2708,6 +2761,7 @@
           <w:p>
             <w:pPr>
               <w:pStyle w:val="Compact"/>
+              <w:jc w:val="left"/>
             </w:pPr>
             <w:r>
               <w:t xml:space="preserve">A mode's name ("input", "pull-up", "output", "PWM", "I2C", "ALT3"...).</w:t>
@@ -2719,6 +2773,7 @@
           <w:p>
             <w:pPr>
               <w:pStyle w:val="Compact"/>
+              <w:jc w:val="left"/>
             </w:pPr>
             <w:r>
               <w:rPr>
@@ -2735,6 +2790,7 @@
           <w:p>
             <w:pPr>
               <w:pStyle w:val="Compact"/>
+              <w:jc w:val="left"/>
             </w:pPr>
             <w:r>
               <w:rPr>
@@ -2749,6 +2805,7 @@
           <w:p>
             <w:pPr>
               <w:pStyle w:val="Compact"/>
+              <w:jc w:val="left"/>
             </w:pPr>
             <w:r>
               <w:t xml:space="preserve">GPIO 12 / 13 / 18 / 19 made a square wave of freq_hz (1 ..</w:t>
@@ -2760,6 +2817,7 @@
           <w:p>
             <w:pPr>
               <w:pStyle w:val="Compact"/>
+              <w:jc w:val="left"/>
             </w:pPr>
             <w:r>
               <w:rPr>
@@ -2776,6 +2834,7 @@
           <w:p>
             <w:pPr>
               <w:pStyle w:val="Compact"/>
+              <w:jc w:val="left"/>
             </w:pPr>
             <w:r>
               <w:rPr>
@@ -2790,6 +2849,7 @@
           <w:p>
             <w:pPr>
               <w:pStyle w:val="Compact"/>
+              <w:jc w:val="left"/>
             </w:pPr>
             <w:r>
               <w:t xml:space="preserve">A hobby servo on a PWM pin</w:t>
@@ -2801,6 +2861,7 @@
           <w:p>
             <w:pPr>
               <w:pStyle w:val="Compact"/>
+              <w:jc w:val="left"/>
             </w:pPr>
             <w:r>
               <w:rPr>
@@ -2817,6 +2878,7 @@
           <w:p>
             <w:pPr>
               <w:pStyle w:val="Compact"/>
+              <w:jc w:val="left"/>
             </w:pPr>
             <w:r>
               <w:rPr>
@@ -2831,6 +2893,7 @@
           <w:p>
             <w:pPr>
               <w:pStyle w:val="Compact"/>
+              <w:jc w:val="left"/>
             </w:pPr>
             <w:r>
               <w:t xml:space="preserve">An input of the program's</w:t>
@@ -2842,6 +2905,7 @@
           <w:p>
             <w:pPr>
               <w:pStyle w:val="Compact"/>
+              <w:jc w:val="left"/>
             </w:pPr>
             <w:r>
               <w:rPr>
@@ -2858,6 +2922,7 @@
           <w:p>
             <w:pPr>
               <w:pStyle w:val="Compact"/>
+              <w:jc w:val="left"/>
             </w:pPr>
             <w:r>
               <w:rPr>
@@ -2872,6 +2937,7 @@
           <w:p>
             <w:pPr>
               <w:pStyle w:val="Compact"/>
+              <w:jc w:val="left"/>
             </w:pPr>
             <w:r>
               <w:t xml:space="preserve">The edges that came, up to max, waiting up to wait_ms (0 ..</w:t>
@@ -2883,6 +2949,7 @@
           <w:p>
             <w:pPr>
               <w:pStyle w:val="Compact"/>
+              <w:jc w:val="left"/>
             </w:pPr>
             <w:r>
               <w:rPr>
@@ -2899,6 +2966,7 @@
           <w:p>
             <w:pPr>
               <w:pStyle w:val="Compact"/>
+              <w:jc w:val="left"/>
             </w:pPr>
             <w:r>
               <w:rPr>
@@ -2913,6 +2981,7 @@
           <w:p>
             <w:pPr>
               <w:pStyle w:val="Compact"/>
+              <w:jc w:val="left"/>
             </w:pPr>
             <w:r>
               <w:t xml:space="preserve">The I2C bus 1 (GPIO 2 SDA, GPIO 3 SCL</w:t>
@@ -2924,6 +2993,7 @@
           <w:p>
             <w:pPr>
               <w:pStyle w:val="Compact"/>
+              <w:jc w:val="left"/>
             </w:pPr>
             <w:r>
               <w:rPr>
@@ -2940,6 +3010,7 @@
           <w:p>
             <w:pPr>
               <w:pStyle w:val="Compact"/>
+              <w:jc w:val="left"/>
             </w:pPr>
             <w:r>
               <w:rPr>
@@ -2954,6 +3025,7 @@
           <w:p>
             <w:pPr>
               <w:pStyle w:val="Compact"/>
+              <w:jc w:val="left"/>
             </w:pPr>
             <w:r>
               <w:t xml:space="preserve">The bus given back -&gt; 0.</w:t>
@@ -2965,6 +3037,7 @@
           <w:p>
             <w:pPr>
               <w:pStyle w:val="Compact"/>
+              <w:jc w:val="left"/>
             </w:pPr>
             <w:r>
               <w:rPr>
@@ -2981,6 +3054,7 @@
           <w:p>
             <w:pPr>
               <w:pStyle w:val="Compact"/>
+              <w:jc w:val="left"/>
             </w:pPr>
             <w:r>
               <w:rPr>
@@ -2995,6 +3069,7 @@
           <w:p>
             <w:pPr>
               <w:pStyle w:val="Compact"/>
+              <w:jc w:val="left"/>
             </w:pPr>
             <w:r>
               <w:t xml:space="preserve">n bytes written to the device at addr (7 bits</w:t>
@@ -3006,6 +3081,7 @@
           <w:p>
             <w:pPr>
               <w:pStyle w:val="Compact"/>
+              <w:jc w:val="left"/>
             </w:pPr>
             <w:r>
               <w:rPr>
@@ -3022,6 +3098,7 @@
           <w:p>
             <w:pPr>
               <w:pStyle w:val="Compact"/>
+              <w:jc w:val="left"/>
             </w:pPr>
             <w:r>
               <w:rPr>
@@ -3036,6 +3113,7 @@
           <w:p>
             <w:pPr>
               <w:pStyle w:val="Compact"/>
+              <w:jc w:val="left"/>
             </w:pPr>
             <w:r>
               <w:t xml:space="preserve">n bytes read from the device -&gt; n / GK_EIO.</w:t>
@@ -3047,6 +3125,7 @@
           <w:p>
             <w:pPr>
               <w:pStyle w:val="Compact"/>
+              <w:jc w:val="left"/>
             </w:pPr>
             <w:r>
               <w:rPr>
@@ -3063,6 +3142,7 @@
           <w:p>
             <w:pPr>
               <w:pStyle w:val="Compact"/>
+              <w:jc w:val="left"/>
             </w:pPr>
             <w:r>
               <w:rPr>
@@ -3077,6 +3157,7 @@
           <w:p>
             <w:pPr>
               <w:pStyle w:val="Compact"/>
+              <w:jc w:val="left"/>
             </w:pPr>
             <w:r>
               <w:t xml:space="preserve">wn bytes written, then rn read (a repeated start between</w:t>
@@ -3088,6 +3169,7 @@
           <w:p>
             <w:pPr>
               <w:pStyle w:val="Compact"/>
+              <w:jc w:val="left"/>
             </w:pPr>
             <w:r>
               <w:rPr>
@@ -3104,6 +3186,7 @@
           <w:p>
             <w:pPr>
               <w:pStyle w:val="Compact"/>
+              <w:jc w:val="left"/>
             </w:pPr>
             <w:r>
               <w:rPr>
@@ -3118,6 +3201,7 @@
           <w:p>
             <w:pPr>
               <w:pStyle w:val="Compact"/>
+              <w:jc w:val="left"/>
             </w:pPr>
             <w:r>
               <w:t xml:space="preserve">A register of 8 bits read -&gt; its value (0..255) / GK_E*.</w:t>
@@ -3129,6 +3213,7 @@
           <w:p>
             <w:pPr>
               <w:pStyle w:val="Compact"/>
+              <w:jc w:val="left"/>
             </w:pPr>
             <w:r>
               <w:rPr>
@@ -3145,6 +3230,7 @@
           <w:p>
             <w:pPr>
               <w:pStyle w:val="Compact"/>
+              <w:jc w:val="left"/>
             </w:pPr>
             <w:r>
               <w:rPr>
@@ -3159,6 +3245,7 @@
           <w:p>
             <w:pPr>
               <w:pStyle w:val="Compact"/>
+              <w:jc w:val="left"/>
             </w:pPr>
             <w:r>
               <w:t xml:space="preserve">A register of 8 bits written -&gt; 0 / GK_E*.</w:t>
@@ -3170,6 +3257,7 @@
           <w:p>
             <w:pPr>
               <w:pStyle w:val="Compact"/>
+              <w:jc w:val="left"/>
             </w:pPr>
             <w:r>
               <w:rPr>
@@ -3186,6 +3274,7 @@
           <w:p>
             <w:pPr>
               <w:pStyle w:val="Compact"/>
+              <w:jc w:val="left"/>
             </w:pPr>
             <w:r>
               <w:rPr>
@@ -3200,6 +3289,7 @@
           <w:p>
             <w:pPr>
               <w:pStyle w:val="Compact"/>
+              <w:jc w:val="left"/>
             </w:pPr>
             <w:r>
               <w:t xml:space="preserve">Every address 0x08..0x77 tried</w:t>
@@ -3211,6 +3301,7 @@
           <w:p>
             <w:pPr>
               <w:pStyle w:val="Compact"/>
+              <w:jc w:val="left"/>
             </w:pPr>
             <w:r>
               <w:rPr>
@@ -3227,6 +3318,7 @@
           <w:p>
             <w:pPr>
               <w:pStyle w:val="Compact"/>
+              <w:jc w:val="left"/>
             </w:pPr>
             <w:r>
               <w:rPr>
@@ -3241,6 +3333,7 @@
           <w:p>
             <w:pPr>
               <w:pStyle w:val="Compact"/>
+              <w:jc w:val="left"/>
             </w:pPr>
             <w:r>
               <w:t xml:space="preserve">What usually answers at an I2C address ("SSD1306 display", "BME280 / BMP280 sensor"...), or "".</w:t>
@@ -3252,6 +3345,7 @@
           <w:p>
             <w:pPr>
               <w:pStyle w:val="Compact"/>
+              <w:jc w:val="left"/>
             </w:pPr>
             <w:r>
               <w:rPr>
@@ -3268,6 +3362,7 @@
           <w:p>
             <w:pPr>
               <w:pStyle w:val="Compact"/>
+              <w:jc w:val="left"/>
             </w:pPr>
             <w:r>
               <w:rPr>
@@ -3282,6 +3377,7 @@
           <w:p>
             <w:pPr>
               <w:pStyle w:val="Compact"/>
+              <w:jc w:val="left"/>
             </w:pPr>
             <w:r>
               <w:t xml:space="preserve">SPI 0 the program's (GPIO 8 CE0, 7 CE1, 9 MISO, 10 MOSI, 11 SCLK), at clock_hz (0</w:t>
@@ -3293,6 +3389,7 @@
           <w:p>
             <w:pPr>
               <w:pStyle w:val="Compact"/>
+              <w:jc w:val="left"/>
             </w:pPr>
             <w:r>
               <w:rPr>
@@ -3309,6 +3406,7 @@
           <w:p>
             <w:pPr>
               <w:pStyle w:val="Compact"/>
+              <w:jc w:val="left"/>
             </w:pPr>
             <w:r>
               <w:rPr>
@@ -3323,6 +3421,7 @@
           <w:p>
             <w:pPr>
               <w:pStyle w:val="Compact"/>
+              <w:jc w:val="left"/>
             </w:pPr>
             <w:r>
               <w:t xml:space="preserve">n bytes sent while n come back, chip select cs (0</w:t>
@@ -3334,6 +3433,7 @@
           <w:p>
             <w:pPr>
               <w:pStyle w:val="Compact"/>
+              <w:jc w:val="left"/>
             </w:pPr>
             <w:r>
               <w:rPr>
@@ -3350,6 +3450,7 @@
           <w:p>
             <w:pPr>
               <w:pStyle w:val="Compact"/>
+              <w:jc w:val="left"/>
             </w:pPr>
             <w:r>
               <w:rPr>
@@ -3364,6 +3465,7 @@
           <w:p>
             <w:pPr>
               <w:pStyle w:val="Compact"/>
+              <w:jc w:val="left"/>
             </w:pPr>
             <w:r>
               <w:t xml:space="preserve">SPI 0 given back -&gt; 0.</w:t>
@@ -3375,6 +3477,7 @@
           <w:p>
             <w:pPr>
               <w:pStyle w:val="Compact"/>
+              <w:jc w:val="left"/>
             </w:pPr>
             <w:r>
               <w:rPr>
@@ -3391,6 +3494,7 @@
           <w:p>
             <w:pPr>
               <w:pStyle w:val="Compact"/>
+              <w:jc w:val="left"/>
             </w:pPr>
             <w:r>
               <w:rPr>
@@ -3405,6 +3509,7 @@
           <w:p>
             <w:pPr>
               <w:pStyle w:val="Compact"/>
+              <w:jc w:val="left"/>
             </w:pPr>
             <w:r>
               <w:t xml:space="preserve">The 40 pins as printed on the board, pin 1 (3V3, top left with the board's USB ports down) to 40.</w:t>
@@ -3416,6 +3521,7 @@
           <w:p>
             <w:pPr>
               <w:pStyle w:val="Compact"/>
+              <w:jc w:val="left"/>
             </w:pPr>
             <w:r>
               <w:rPr>
@@ -3432,6 +3538,7 @@
           <w:p>
             <w:pPr>
               <w:pStyle w:val="Compact"/>
+              <w:jc w:val="left"/>
             </w:pPr>
             <w:r>
               <w:rPr>
@@ -3446,6 +3553,7 @@
           <w:p>
             <w:pPr>
               <w:pStyle w:val="Compact"/>
+              <w:jc w:val="left"/>
             </w:pPr>
             <w:r>
               <w:t xml:space="preserve">A GPIO's header pin -&gt; 1..40, or -1.</w:t>
@@ -3457,6 +3565,7 @@
           <w:p>
             <w:pPr>
               <w:pStyle w:val="Compact"/>
+              <w:jc w:val="left"/>
             </w:pPr>
             <w:r>
               <w:rPr>
@@ -3473,6 +3582,7 @@
           <w:p>
             <w:pPr>
               <w:pStyle w:val="Compact"/>
+              <w:jc w:val="left"/>
             </w:pPr>
             <w:r>
               <w:rPr>
@@ -3487,6 +3597,7 @@
           <w:p>
             <w:pPr>
               <w:pStyle w:val="Compact"/>
+              <w:jc w:val="left"/>
             </w:pPr>
             <w:r>
               <w:t xml:space="preserve">A header pin's label</w:t>
@@ -3498,6 +3609,7 @@
           <w:p>
             <w:pPr>
               <w:pStyle w:val="Compact"/>
+              <w:jc w:val="left"/>
             </w:pPr>
             <w:r>
               <w:rPr>
@@ -3514,6 +3626,7 @@
           <w:p>
             <w:pPr>
               <w:pStyle w:val="Compact"/>
+              <w:jc w:val="left"/>
             </w:pPr>
             <w:r>
               <w:rPr>
@@ -3528,6 +3641,7 @@
           <w:p>
             <w:pPr>
               <w:pStyle w:val="Compact"/>
+              <w:jc w:val="left"/>
             </w:pPr>
             <w:r>
               <w:t xml:space="preserve">What else a GPIO is, if anything</w:t>
@@ -3539,6 +3653,7 @@
           <w:p>
             <w:pPr>
               <w:pStyle w:val="Compact"/>
+              <w:jc w:val="left"/>
             </w:pPr>
             <w:r>
               <w:rPr>
@@ -3555,6 +3670,7 @@
           <w:p>
             <w:pPr>
               <w:pStyle w:val="Compact"/>
+              <w:jc w:val="left"/>
             </w:pPr>
             <w:r>
               <w:rPr>
@@ -3569,6 +3685,7 @@
           <w:p>
             <w:pPr>
               <w:pStyle w:val="Compact"/>
+              <w:jc w:val="left"/>
             </w:pPr>
             <w:r>
               <w:t xml:space="preserve">(gk_sim (1) first, or a PC build.) What drives a simulated input from outside</w:t>
@@ -3580,6 +3697,7 @@
           <w:p>
             <w:pPr>
               <w:pStyle w:val="Compact"/>
+              <w:jc w:val="left"/>
             </w:pPr>
             <w:r>
               <w:rPr>
@@ -3596,6 +3714,7 @@
           <w:p>
             <w:pPr>
               <w:pStyle w:val="Compact"/>
+              <w:jc w:val="left"/>
             </w:pPr>
             <w:r>
               <w:rPr>
@@ -3610,6 +3729,7 @@
           <w:p>
             <w:pPr>
               <w:pStyle w:val="Compact"/>
+              <w:jc w:val="left"/>
             </w:pPr>
             <w:r>
               <w:t xml:space="preserve">What the simulated SSD1306 shows</w:t>
@@ -3621,6 +3741,7 @@
           <w:p>
             <w:pPr>
               <w:pStyle w:val="Compact"/>
+              <w:jc w:val="left"/>
             </w:pPr>
             <w:r>
               <w:rPr>
@@ -3637,6 +3758,7 @@
           <w:p>
             <w:pPr>
               <w:pStyle w:val="Compact"/>
+              <w:jc w:val="left"/>
             </w:pPr>
             <w:r>
               <w:rPr>
@@ -3651,6 +3773,7 @@
           <w:p>
             <w:pPr>
               <w:pStyle w:val="Compact"/>
+              <w:jc w:val="left"/>
             </w:pPr>
             <w:r>
               <w:t xml:space="preserve">A pin of the program's</w:t>
@@ -3662,6 +3785,7 @@
           <w:p>
             <w:pPr>
               <w:pStyle w:val="Compact"/>
+              <w:jc w:val="left"/>
             </w:pPr>
             <w:r>
               <w:rPr>
@@ -3678,6 +3802,7 @@
           <w:p>
             <w:pPr>
               <w:pStyle w:val="Compact"/>
+              <w:jc w:val="left"/>
             </w:pPr>
             <w:r>
               <w:rPr>
@@ -3692,6 +3817,7 @@
           <w:p>
             <w:pPr>
               <w:pStyle w:val="Compact"/>
+              <w:jc w:val="left"/>
             </w:pPr>
             <w:r>
               <w:t xml:space="preserve">A PWM output (GPIO 12, 13, 18 or 19).</w:t>
@@ -3703,6 +3829,7 @@
           <w:p>
             <w:pPr>
               <w:pStyle w:val="Compact"/>
+              <w:jc w:val="left"/>
             </w:pPr>
             <w:r>
               <w:rPr>
@@ -3719,6 +3846,7 @@
           <w:p>
             <w:pPr>
               <w:pStyle w:val="Compact"/>
+              <w:jc w:val="left"/>
             </w:pPr>
             <w:r>
               <w:rPr>
@@ -3733,6 +3861,7 @@
           <w:p>
             <w:pPr>
               <w:pStyle w:val="Compact"/>
+              <w:jc w:val="left"/>
             </w:pPr>
             <w:r>
               <w:t xml:space="preserve">A device on the I2C bus (the bus opened by the first one made, if it was not).</w:t>
@@ -3744,6 +3873,7 @@
           <w:p>
             <w:pPr>
               <w:pStyle w:val="Compact"/>
+              <w:jc w:val="left"/>
             </w:pPr>
             <w:r>
               <w:rPr>
@@ -3762,8 +3892,8 @@
         </w:pict>
       </w:r>
     </w:p>
-    <w:bookmarkEnd w:id="22"/>
-    <w:bookmarkStart w:id="32" w:name="gpiokitgpiokith"/>
+    <w:bookmarkEnd w:id="24"/>
+    <w:bookmarkStart w:id="34" w:name="gpiokitgpiokith"/>
     <w:p>
       <w:pPr>
         <w:pStyle w:val="Heading2"/>
@@ -3977,7 +4107,7 @@
         <w:t xml:space="preserve">// GPIO 0..27: the header's</w:t>
       </w:r>
     </w:p>
-    <w:bookmarkStart w:id="23" w:name="modes-edges-errors"/>
+    <w:bookmarkStart w:id="25" w:name="modes-edges-errors"/>
     <w:p>
       <w:pPr>
         <w:pStyle w:val="Heading3"/>
@@ -5430,8 +5560,8 @@
         <w:t xml:space="preserve">;</w:t>
       </w:r>
     </w:p>
-    <w:bookmarkEnd w:id="23"/>
-    <w:bookmarkStart w:id="24" w:name="the-kit"/>
+    <w:bookmarkEnd w:id="25"/>
+    <w:bookmarkStart w:id="26" w:name="the-kit"/>
     <w:p>
       <w:pPr>
         <w:pStyle w:val="Heading3"/>
@@ -5715,8 +5845,8 @@
         <w:t xml:space="preserve">);</w:t>
       </w:r>
     </w:p>
-    <w:bookmarkEnd w:id="24"/>
-    <w:bookmarkStart w:id="25" w:name="pins"/>
+    <w:bookmarkEnd w:id="26"/>
+    <w:bookmarkStart w:id="27" w:name="pins"/>
     <w:p>
       <w:pPr>
         <w:pStyle w:val="Heading3"/>
@@ -6164,8 +6294,8 @@
         <w:t xml:space="preserve">);</w:t>
       </w:r>
     </w:p>
-    <w:bookmarkEnd w:id="25"/>
-    <w:bookmarkStart w:id="26" w:name="pwm"/>
+    <w:bookmarkEnd w:id="27"/>
+    <w:bookmarkStart w:id="28" w:name="pwm"/>
     <w:p>
       <w:pPr>
         <w:pStyle w:val="Heading3"/>
@@ -6344,8 +6474,8 @@
         <w:t xml:space="preserve">);</w:t>
       </w:r>
     </w:p>
-    <w:bookmarkEnd w:id="26"/>
-    <w:bookmarkStart w:id="27" w:name="edges"/>
+    <w:bookmarkEnd w:id="28"/>
+    <w:bookmarkStart w:id="29" w:name="edges"/>
     <w:p>
       <w:pPr>
         <w:pStyle w:val="Heading3"/>
@@ -6530,8 +6660,8 @@
         <w:t xml:space="preserve">);</w:t>
       </w:r>
     </w:p>
-    <w:bookmarkEnd w:id="27"/>
-    <w:bookmarkStart w:id="28" w:name="i2c"/>
+    <w:bookmarkEnd w:id="29"/>
+    <w:bookmarkStart w:id="30" w:name="i2c"/>
     <w:p>
       <w:pPr>
         <w:pStyle w:val="Heading3"/>
@@ -7359,8 +7489,8 @@
         <w:t xml:space="preserve">);</w:t>
       </w:r>
     </w:p>
-    <w:bookmarkEnd w:id="28"/>
-    <w:bookmarkStart w:id="29" w:name="spi"/>
+    <w:bookmarkEnd w:id="30"/>
+    <w:bookmarkStart w:id="31" w:name="spi"/>
     <w:p>
       <w:pPr>
         <w:pStyle w:val="Heading3"/>
@@ -7642,8 +7772,8 @@
         <w:t xml:space="preserve">);</w:t>
       </w:r>
     </w:p>
-    <w:bookmarkEnd w:id="29"/>
-    <w:bookmarkStart w:id="30" w:name="the-header"/>
+    <w:bookmarkEnd w:id="31"/>
+    <w:bookmarkStart w:id="32" w:name="the-header"/>
     <w:p>
       <w:pPr>
         <w:pStyle w:val="Heading3"/>
@@ -7896,8 +8026,8 @@
         <w:t xml:space="preserve">);</w:t>
       </w:r>
     </w:p>
-    <w:bookmarkEnd w:id="30"/>
-    <w:bookmarkStart w:id="31" w:name="the-simulator"/>
+    <w:bookmarkEnd w:id="32"/>
+    <w:bookmarkStart w:id="33" w:name="the-simulator"/>
     <w:p>
       <w:pPr>
         <w:pStyle w:val="Heading3"/>
@@ -12279,8 +12409,8 @@
         <w:t xml:space="preserve">};</w:t>
       </w:r>
     </w:p>
-    <w:bookmarkEnd w:id="31"/>
-    <w:bookmarkEnd w:id="32"/>
+    <w:bookmarkEnd w:id="33"/>
+    <w:bookmarkEnd w:id="34"/>
     <w:sectPr>
       <w:footerReference r:id="rId9" w:type="default"/>
       <w:footnotePr>
@@ -12362,14 +12492,14 @@
 <file path=word/numbering.xml><?xml version="1.0" encoding="utf-8"?>
 <w:numbering xmlns:w="http://schemas.openxmlformats.org/wordprocessingml/2006/main">
   <w:abstractNum w:abstractNumId="990">
-    <w:nsid w:val="0000A990"/>
+    <w:nsid w:val="A990"/>
     <w:multiLevelType w:val="multilevel"/>
     <w:lvl w:ilvl="0">
       <w:numFmt w:val="bullet"/>
       <w:lvlText w:val=" "/>
       <w:lvlJc w:val="left"/>
       <w:pPr>
-        <w:ind w:left="720" w:hanging="360"/>
+        <w:ind w:left="720" w:hanging="480"/>
       </w:pPr>
     </w:lvl>
     <w:lvl w:ilvl="1">
@@ -12377,7 +12507,7 @@
       <w:lvlText w:val=" "/>
       <w:lvlJc w:val="left"/>
       <w:pPr>
-        <w:ind w:left="1440" w:hanging="360"/>
+        <w:ind w:left="1440" w:hanging="480"/>
       </w:pPr>
     </w:lvl>
     <w:lvl w:ilvl="2">
@@ -12385,7 +12515,7 @@
       <w:lvlText w:val=" "/>
       <w:lvlJc w:val="left"/>
       <w:pPr>
-        <w:ind w:left="2160" w:hanging="360"/>
+        <w:ind w:left="2160" w:hanging="480"/>
       </w:pPr>
     </w:lvl>
     <w:lvl w:ilvl="3">
@@ -12393,7 +12523,7 @@
       <w:lvlText w:val=" "/>
       <w:lvlJc w:val="left"/>
       <w:pPr>
-        <w:ind w:left="2880" w:hanging="360"/>
+        <w:ind w:left="2880" w:hanging="480"/>
       </w:pPr>
     </w:lvl>
     <w:lvl w:ilvl="4">
@@ -12401,7 +12531,7 @@
       <w:lvlText w:val=" "/>
       <w:lvlJc w:val="left"/>
       <w:pPr>
-        <w:ind w:left="3600" w:hanging="360"/>
+        <w:ind w:left="3600" w:hanging="480"/>
       </w:pPr>
     </w:lvl>
     <w:lvl w:ilvl="5">
@@ -12409,7 +12539,7 @@
       <w:lvlText w:val=" "/>
       <w:lvlJc w:val="left"/>
       <w:pPr>
-        <w:ind w:left="4320" w:hanging="360"/>
+        <w:ind w:left="4320" w:hanging="480"/>
       </w:pPr>
     </w:lvl>
     <w:lvl w:ilvl="6">
@@ -12417,7 +12547,7 @@
       <w:lvlText w:val=" "/>
       <w:lvlJc w:val="left"/>
       <w:pPr>
-        <w:ind w:left="5040" w:hanging="360"/>
+        <w:ind w:left="5040" w:hanging="480"/>
       </w:pPr>
     </w:lvl>
     <w:lvl w:ilvl="7">
@@ -12425,7 +12555,7 @@
       <w:lvlText w:val=" "/>
       <w:lvlJc w:val="left"/>
       <w:pPr>
-        <w:ind w:left="5760" w:hanging="360"/>
+        <w:ind w:left="5760" w:hanging="480"/>
       </w:pPr>
     </w:lvl>
     <w:lvl w:ilvl="8">
@@ -12433,12 +12563,12 @@
       <w:lvlText w:val=" "/>
       <w:lvlJc w:val="left"/>
       <w:pPr>
-        <w:ind w:left="6480" w:hanging="360"/>
+        <w:ind w:left="6480" w:hanging="480"/>
       </w:pPr>
     </w:lvl>
   </w:abstractNum>
   <w:abstractNum w:abstractNumId="99411">
-    <w:nsid w:val="00A99411"/>
+    <w:nsid w:val="A99411"/>
     <w:multiLevelType w:val="multilevel"/>
     <w:lvl w:ilvl="0">
       <w:start w:val="1"/>
@@ -12446,7 +12576,7 @@
       <w:lvlText w:val="%1."/>
       <w:lvlJc w:val="left"/>
       <w:pPr>
-        <w:ind w:left="720" w:hanging="360"/>
+        <w:ind w:left="720" w:hanging="480"/>
       </w:pPr>
     </w:lvl>
     <w:lvl w:ilvl="1">
@@ -12455,7 +12585,7 @@
       <w:lvlText w:val="%2."/>
       <w:lvlJc w:val="left"/>
       <w:pPr>
-        <w:ind w:left="1440" w:hanging="360"/>
+        <w:ind w:left="1440" w:hanging="480"/>
       </w:pPr>
     </w:lvl>
     <w:lvl w:ilvl="2">
@@ -12464,7 +12594,7 @@
       <w:lvlText w:val="%3."/>
       <w:lvlJc w:val="left"/>
       <w:pPr>
-        <w:ind w:left="2160" w:hanging="360"/>
+        <w:ind w:left="2160" w:hanging="480"/>
       </w:pPr>
     </w:lvl>
     <w:lvl w:ilvl="3">
@@ -12473,7 +12603,7 @@
       <w:lvlText w:val="%4."/>
       <w:lvlJc w:val="left"/>
       <w:pPr>
-        <w:ind w:left="2880" w:hanging="360"/>
+        <w:ind w:left="2880" w:hanging="480"/>
       </w:pPr>
     </w:lvl>
     <w:lvl w:ilvl="4">
@@ -12482,7 +12612,7 @@
       <w:lvlText w:val="%5."/>
       <w:lvlJc w:val="left"/>
       <w:pPr>
-        <w:ind w:left="3600" w:hanging="360"/>
+        <w:ind w:left="3600" w:hanging="480"/>
       </w:pPr>
     </w:lvl>
     <w:lvl w:ilvl="5">
@@ -12491,7 +12621,7 @@
       <w:lvlText w:val="%6."/>
       <w:lvlJc w:val="left"/>
       <w:pPr>
-        <w:ind w:left="4320" w:hanging="360"/>
+        <w:ind w:left="4320" w:hanging="480"/>
       </w:pPr>
     </w:lvl>
     <w:lvl w:ilvl="6">
@@ -12500,7 +12630,7 @@
       <w:lvlText w:val="%7."/>
       <w:lvlJc w:val="left"/>
       <w:pPr>
-        <w:ind w:left="5040" w:hanging="360"/>
+        <w:ind w:left="5040" w:hanging="480"/>
       </w:pPr>
     </w:lvl>
     <w:lvl w:ilvl="7">
@@ -12509,7 +12639,7 @@
       <w:lvlText w:val="%8."/>
       <w:lvlJc w:val="left"/>
       <w:pPr>
-        <w:ind w:left="5760" w:hanging="360"/>
+        <w:ind w:left="5760" w:hanging="480"/>
       </w:pPr>
     </w:lvl>
     <w:lvl w:ilvl="8">
@@ -12518,7 +12648,7 @@
       <w:lvlText w:val="%9."/>
       <w:lvlJc w:val="left"/>
       <w:pPr>
-        <w:ind w:left="6480" w:hanging="360"/>
+        <w:ind w:left="6480" w:hanging="480"/>
       </w:pPr>
     </w:lvl>
   </w:abstractNum>
@@ -13256,8 +13386,8 @@
     <w:name w:val="KeywordTok"/>
     <w:basedOn w:val="VerbatimChar"/>
     <w:rPr>
+      <w:color w:val="007020"/>
       <w:b/>
-      <w:color w:val="007020"/>
     </w:rPr>
   </w:style>
   <w:style w:type="character" w:customStyle="1" w:styleId="DataTypeTok">
@@ -13334,42 +13464,42 @@
     <w:name w:val="ImportTok"/>
     <w:basedOn w:val="VerbatimChar"/>
     <w:rPr>
+      <w:color w:val="008000"/>
       <w:b/>
-      <w:color w:val="008000"/>
     </w:rPr>
   </w:style>
   <w:style w:type="character" w:customStyle="1" w:styleId="CommentTok">
     <w:name w:val="CommentTok"/>
     <w:basedOn w:val="VerbatimChar"/>
     <w:rPr>
+      <w:color w:val="60a0b0"/>
       <w:i/>
-      <w:color w:val="60a0b0"/>
     </w:rPr>
   </w:style>
   <w:style w:type="character" w:customStyle="1" w:styleId="DocumentationTok">
     <w:name w:val="DocumentationTok"/>
     <w:basedOn w:val="VerbatimChar"/>
     <w:rPr>
+      <w:color w:val="ba2121"/>
       <w:i/>
-      <w:color w:val="ba2121"/>
     </w:rPr>
   </w:style>
   <w:style w:type="character" w:customStyle="1" w:styleId="AnnotationTok">
     <w:name w:val="AnnotationTok"/>
     <w:basedOn w:val="VerbatimChar"/>
     <w:rPr>
+      <w:color w:val="60a0b0"/>
       <w:b/>
       <w:i/>
-      <w:color w:val="60a0b0"/>
     </w:rPr>
   </w:style>
   <w:style w:type="character" w:customStyle="1" w:styleId="CommentVarTok">
     <w:name w:val="CommentVarTok"/>
     <w:basedOn w:val="VerbatimChar"/>
     <w:rPr>
+      <w:color w:val="60a0b0"/>
       <w:b/>
       <w:i/>
-      <w:color w:val="60a0b0"/>
     </w:rPr>
   </w:style>
   <w:style w:type="character" w:customStyle="1" w:styleId="OtherTok">
@@ -13397,8 +13527,8 @@
     <w:name w:val="ControlFlowTok"/>
     <w:basedOn w:val="VerbatimChar"/>
     <w:rPr>
+      <w:color w:val="007020"/>
       <w:b/>
-      <w:color w:val="007020"/>
     </w:rPr>
   </w:style>
   <w:style w:type="character" w:customStyle="1" w:styleId="OperatorTok">
@@ -13443,34 +13573,34 @@
     <w:name w:val="InformationTok"/>
     <w:basedOn w:val="VerbatimChar"/>
     <w:rPr>
+      <w:color w:val="60a0b0"/>
       <w:b/>
       <w:i/>
-      <w:color w:val="60a0b0"/>
     </w:rPr>
   </w:style>
   <w:style w:type="character" w:customStyle="1" w:styleId="WarningTok">
     <w:name w:val="WarningTok"/>
     <w:basedOn w:val="VerbatimChar"/>
     <w:rPr>
+      <w:color w:val="60a0b0"/>
       <w:b/>
       <w:i/>
-      <w:color w:val="60a0b0"/>
     </w:rPr>
   </w:style>
   <w:style w:type="character" w:customStyle="1" w:styleId="AlertTok">
     <w:name w:val="AlertTok"/>
     <w:basedOn w:val="VerbatimChar"/>
     <w:rPr>
+      <w:color w:val="ff0000"/>
       <w:b/>
-      <w:color w:val="ff0000"/>
     </w:rPr>
   </w:style>
   <w:style w:type="character" w:customStyle="1" w:styleId="ErrorTok">
     <w:name w:val="ErrorTok"/>
     <w:basedOn w:val="VerbatimChar"/>
     <w:rPr>
+      <w:color w:val="ff0000"/>
       <w:b/>
-      <w:color w:val="ff0000"/>
     </w:rPr>
   </w:style>
   <w:style w:type="character" w:customStyle="1" w:styleId="NormalTok">
